--- a/Case3/Отчет 3-й кейс.docx
+++ b/Case3/Отчет 3-й кейс.docx
@@ -180,16 +180,16 @@
               <w:pStyle w:val="3"/>
               <w:rPr>
                 <w:rFonts w:ascii="Times New Roman" w:hAnsi="Times New Roman"/>
-                <w:sz w:val="28"/>
-                <w:szCs w:val="28"/>
+                <w:sz w:val="24"/>
+                <w:szCs w:val="24"/>
                 <w:lang w:val="ru-RU"/>
               </w:rPr>
             </w:pPr>
             <w:r>
               <w:rPr>
                 <w:rFonts w:ascii="Times New Roman" w:hAnsi="Times New Roman"/>
-                <w:sz w:val="28"/>
-                <w:szCs w:val="28"/>
+                <w:sz w:val="24"/>
+                <w:szCs w:val="24"/>
                 <w:lang w:val="ru-RU"/>
               </w:rPr>
               <w:t>Описание созданной экспертной системы</w:t>
@@ -199,69 +199,33 @@
             <w:pPr>
               <w:rPr>
                 <w:rFonts w:ascii="Times New Roman" w:hAnsi="Times New Roman"/>
-                <w:sz w:val="28"/>
-                <w:szCs w:val="28"/>
-              </w:rPr>
-            </w:pPr>
-            <w:r>
-              <w:rPr>
-                <w:rFonts w:ascii="Times New Roman" w:hAnsi="Times New Roman"/>
-                <w:bCs/>
-                <w:sz w:val="28"/>
-                <w:szCs w:val="28"/>
-              </w:rPr>
-              <w:t xml:space="preserve">Данная экспертная система </w:t>
-            </w:r>
-            <w:r>
-              <w:rPr>
-                <w:rFonts w:ascii="Times New Roman" w:hAnsi="Times New Roman"/>
-                <w:bCs/>
-                <w:sz w:val="28"/>
-                <w:szCs w:val="28"/>
-              </w:rPr>
-              <w:t>ориентирован</w:t>
-            </w:r>
-            <w:r>
-              <w:rPr>
-                <w:rFonts w:ascii="Times New Roman" w:hAnsi="Times New Roman"/>
-                <w:bCs/>
-                <w:sz w:val="28"/>
-                <w:szCs w:val="28"/>
-              </w:rPr>
-              <w:t xml:space="preserve">а </w:t>
-            </w:r>
-            <w:r>
-              <w:rPr>
-                <w:rFonts w:ascii="Times New Roman" w:hAnsi="Times New Roman"/>
-                <w:bCs/>
-                <w:sz w:val="28"/>
-                <w:szCs w:val="28"/>
-              </w:rPr>
-              <w:t>на работу консультантов первой и второй линии. База знаний описывает стандартные шаги по обращению с типовыми кейсами: выдача доступа, сбои при загрузке данных, подготовка релизов, постановка обращений в ожидание и устранение проблем кодировки</w:t>
-            </w:r>
-            <w:r>
-              <w:rPr>
-                <w:rFonts w:ascii="Times New Roman" w:hAnsi="Times New Roman"/>
-                <w:bCs/>
-                <w:sz w:val="28"/>
-                <w:szCs w:val="28"/>
-              </w:rPr>
-              <w:t>, в дальнейшем при использовании данной экспертной системы можно пополнять остальными типовым кейсами, а также нестандартными кейсами, на которые ушло немало времени на их решения, а в дальнейшем какой-нибудь консультант сможет найти данный кейс в экспертной системе и потратить на решение проблемы в разы меньше времени чем было потрачено в первый раз</w:t>
-            </w:r>
-          </w:p>
-          <w:p>
-            <w:pPr>
-              <w:rPr>
-                <w:rFonts w:ascii="Times New Roman" w:hAnsi="Times New Roman"/>
-                <w:sz w:val="28"/>
-                <w:szCs w:val="28"/>
-              </w:rPr>
-            </w:pPr>
-            <w:r>
-              <w:rPr>
-                <w:rFonts w:ascii="Times New Roman" w:hAnsi="Times New Roman"/>
-                <w:sz w:val="28"/>
-                <w:szCs w:val="28"/>
+                <w:sz w:val="24"/>
+                <w:szCs w:val="24"/>
+              </w:rPr>
+            </w:pPr>
+            <w:r>
+              <w:rPr>
+                <w:rFonts w:ascii="Times New Roman" w:hAnsi="Times New Roman"/>
+                <w:bCs/>
+                <w:sz w:val="24"/>
+                <w:szCs w:val="24"/>
+              </w:rPr>
+              <w:t>Данная экспертная система ориентирована на работу консультантов первой и второй линии. База знаний описывает стандартные шаги по обращению с типовыми кейсами: выдача доступа, сбои при загрузке данных, подготовка релизов, постановка обращений в ожидание и устранение проблем кодировки, в дальнейшем при использовании данной экспертной системы можно пополнять остальными типовым кейсами, а также нестандартными кейсами, на которые ушло немало времени на их решения, а в дальнейшем какой-нибудь консультант сможет найти данный кейс в экспертной системе и потратить на решение проблемы в разы меньше времени чем было потрачено в первый раз</w:t>
+            </w:r>
+          </w:p>
+          <w:p>
+            <w:pPr>
+              <w:rPr>
+                <w:rFonts w:ascii="Times New Roman" w:hAnsi="Times New Roman"/>
+                <w:sz w:val="24"/>
+                <w:szCs w:val="24"/>
+              </w:rPr>
+            </w:pPr>
+            <w:r>
+              <w:rPr>
+                <w:rFonts w:ascii="Times New Roman" w:hAnsi="Times New Roman"/>
+                <w:sz w:val="24"/>
+                <w:szCs w:val="24"/>
               </w:rPr>
               <w:t>Данный прототип полезен в следующих задачах:</w:t>
             </w:r>
@@ -271,16 +235,16 @@
               <w:rPr>
                 <w:rFonts w:ascii="Times New Roman" w:hAnsi="Times New Roman"/>
                 <w:bCs/>
-                <w:sz w:val="28"/>
-                <w:szCs w:val="28"/>
-              </w:rPr>
-            </w:pPr>
-            <w:r>
-              <w:rPr>
-                <w:rFonts w:ascii="Times New Roman" w:hAnsi="Times New Roman"/>
-                <w:bCs/>
-                <w:sz w:val="28"/>
-                <w:szCs w:val="28"/>
+                <w:sz w:val="24"/>
+                <w:szCs w:val="24"/>
+              </w:rPr>
+            </w:pPr>
+            <w:r>
+              <w:rPr>
+                <w:rFonts w:ascii="Times New Roman" w:hAnsi="Times New Roman"/>
+                <w:bCs/>
+                <w:sz w:val="24"/>
+                <w:szCs w:val="24"/>
               </w:rPr>
               <w:t>●</w:t>
             </w:r>
@@ -288,8 +252,8 @@
               <w:rPr>
                 <w:rFonts w:ascii="Times New Roman" w:hAnsi="Times New Roman"/>
                 <w:bCs/>
-                <w:sz w:val="28"/>
-                <w:szCs w:val="28"/>
+                <w:sz w:val="24"/>
+                <w:szCs w:val="24"/>
               </w:rPr>
               <w:tab/>
               <w:t>позволяет сократить время на поиск инструкций и повысить качество поддержки;</w:t>
@@ -300,16 +264,16 @@
               <w:rPr>
                 <w:rFonts w:ascii="Times New Roman" w:hAnsi="Times New Roman"/>
                 <w:bCs/>
-                <w:sz w:val="28"/>
-                <w:szCs w:val="28"/>
-              </w:rPr>
-            </w:pPr>
-            <w:r>
-              <w:rPr>
-                <w:rFonts w:ascii="Times New Roman" w:hAnsi="Times New Roman"/>
-                <w:bCs/>
-                <w:sz w:val="28"/>
-                <w:szCs w:val="28"/>
+                <w:sz w:val="24"/>
+                <w:szCs w:val="24"/>
+              </w:rPr>
+            </w:pPr>
+            <w:r>
+              <w:rPr>
+                <w:rFonts w:ascii="Times New Roman" w:hAnsi="Times New Roman"/>
+                <w:bCs/>
+                <w:sz w:val="24"/>
+                <w:szCs w:val="24"/>
               </w:rPr>
               <w:t>●</w:t>
             </w:r>
@@ -317,8 +281,8 @@
               <w:rPr>
                 <w:rFonts w:ascii="Times New Roman" w:hAnsi="Times New Roman"/>
                 <w:bCs/>
-                <w:sz w:val="28"/>
-                <w:szCs w:val="28"/>
+                <w:sz w:val="24"/>
+                <w:szCs w:val="24"/>
               </w:rPr>
               <w:tab/>
               <w:t>обеспечивает единый формат ответов консультантов;</w:t>
@@ -329,16 +293,16 @@
               <w:rPr>
                 <w:rFonts w:ascii="Times New Roman" w:hAnsi="Times New Roman"/>
                 <w:bCs/>
-                <w:sz w:val="28"/>
-                <w:szCs w:val="28"/>
-              </w:rPr>
-            </w:pPr>
-            <w:r>
-              <w:rPr>
-                <w:rFonts w:ascii="Times New Roman" w:hAnsi="Times New Roman"/>
-                <w:bCs/>
-                <w:sz w:val="28"/>
-                <w:szCs w:val="28"/>
+                <w:sz w:val="24"/>
+                <w:szCs w:val="24"/>
+              </w:rPr>
+            </w:pPr>
+            <w:r>
+              <w:rPr>
+                <w:rFonts w:ascii="Times New Roman" w:hAnsi="Times New Roman"/>
+                <w:bCs/>
+                <w:sz w:val="24"/>
+                <w:szCs w:val="24"/>
               </w:rPr>
               <w:t>●</w:t>
             </w:r>
@@ -346,8 +310,8 @@
               <w:rPr>
                 <w:rFonts w:ascii="Times New Roman" w:hAnsi="Times New Roman"/>
                 <w:bCs/>
-                <w:sz w:val="28"/>
-                <w:szCs w:val="28"/>
+                <w:sz w:val="24"/>
+                <w:szCs w:val="24"/>
               </w:rPr>
               <w:tab/>
               <w:t xml:space="preserve">помогает также руководителю или другим коллегам решать </w:t>
@@ -357,8 +321,8 @@
               <w:rPr>
                 <w:rFonts w:ascii="Times New Roman" w:hAnsi="Times New Roman"/>
                 <w:bCs/>
-                <w:sz w:val="28"/>
-                <w:szCs w:val="28"/>
+                <w:sz w:val="24"/>
+                <w:szCs w:val="24"/>
               </w:rPr>
               <w:t>задачу, в случае, если</w:t>
             </w:r>
@@ -367,8 +331,8 @@
               <w:rPr>
                 <w:rFonts w:ascii="Times New Roman" w:hAnsi="Times New Roman"/>
                 <w:bCs/>
-                <w:sz w:val="28"/>
-                <w:szCs w:val="28"/>
+                <w:sz w:val="24"/>
+                <w:szCs w:val="24"/>
               </w:rPr>
               <w:t xml:space="preserve"> основных консультантов временно не будет на месте, только лишь по названию кейса можно получить готовое решение и ответ для пользователя</w:t>
             </w:r>
@@ -378,16 +342,16 @@
               <w:pStyle w:val="3"/>
               <w:rPr>
                 <w:rFonts w:ascii="Times New Roman" w:hAnsi="Times New Roman"/>
-                <w:sz w:val="28"/>
-                <w:szCs w:val="28"/>
+                <w:sz w:val="24"/>
+                <w:szCs w:val="24"/>
                 <w:lang w:val="ru-RU"/>
               </w:rPr>
             </w:pPr>
             <w:r>
               <w:rPr>
                 <w:rFonts w:ascii="Times New Roman" w:hAnsi="Times New Roman"/>
-                <w:sz w:val="28"/>
-                <w:szCs w:val="28"/>
+                <w:sz w:val="24"/>
+                <w:szCs w:val="24"/>
                 <w:lang w:val="ru-RU"/>
               </w:rPr>
               <w:t>Анализ существующих решений</w:t>
@@ -398,16 +362,16 @@
               <w:rPr>
                 <w:rFonts w:ascii="Times New Roman" w:hAnsi="Times New Roman"/>
                 <w:bCs/>
-                <w:sz w:val="28"/>
-                <w:szCs w:val="28"/>
-              </w:rPr>
-            </w:pPr>
-            <w:r>
-              <w:rPr>
-                <w:rFonts w:ascii="Times New Roman" w:hAnsi="Times New Roman"/>
-                <w:bCs/>
-                <w:sz w:val="28"/>
-                <w:szCs w:val="28"/>
+                <w:sz w:val="24"/>
+                <w:szCs w:val="24"/>
+              </w:rPr>
+            </w:pPr>
+            <w:r>
+              <w:rPr>
+                <w:rFonts w:ascii="Times New Roman" w:hAnsi="Times New Roman"/>
+                <w:bCs/>
+                <w:sz w:val="24"/>
+                <w:szCs w:val="24"/>
               </w:rPr>
               <w:t>С помощью интернета удалось посмотреть все предложенные варианты экспертных систем, узнать о них, написал краткой обзор на каждую:</w:t>
             </w:r>
@@ -417,16 +381,16 @@
               <w:rPr>
                 <w:rFonts w:ascii="Times New Roman" w:hAnsi="Times New Roman"/>
                 <w:bCs/>
-                <w:sz w:val="28"/>
-                <w:szCs w:val="28"/>
-              </w:rPr>
-            </w:pPr>
-            <w:r>
-              <w:rPr>
-                <w:rFonts w:ascii="Times New Roman" w:hAnsi="Times New Roman"/>
-                <w:bCs/>
-                <w:sz w:val="28"/>
-                <w:szCs w:val="28"/>
+                <w:sz w:val="24"/>
+                <w:szCs w:val="24"/>
+              </w:rPr>
+            </w:pPr>
+            <w:r>
+              <w:rPr>
+                <w:rFonts w:ascii="Times New Roman" w:hAnsi="Times New Roman"/>
+                <w:bCs/>
+                <w:sz w:val="24"/>
+                <w:szCs w:val="24"/>
               </w:rPr>
               <w:t xml:space="preserve">CLIPS - свободно распространяется, поддерживает </w:t>
             </w:r>
@@ -435,8 +399,8 @@
               <w:rPr>
                 <w:rFonts w:ascii="Times New Roman" w:hAnsi="Times New Roman"/>
                 <w:bCs/>
-                <w:sz w:val="28"/>
-                <w:szCs w:val="28"/>
+                <w:sz w:val="24"/>
+                <w:szCs w:val="24"/>
               </w:rPr>
               <w:t>deftemplate</w:t>
             </w:r>
@@ -445,8 +409,8 @@
               <w:rPr>
                 <w:rFonts w:ascii="Times New Roman" w:hAnsi="Times New Roman"/>
                 <w:bCs/>
-                <w:sz w:val="28"/>
-                <w:szCs w:val="28"/>
+                <w:sz w:val="24"/>
+                <w:szCs w:val="24"/>
               </w:rPr>
               <w:t>/</w:t>
             </w:r>
@@ -455,8 +419,8 @@
               <w:rPr>
                 <w:rFonts w:ascii="Times New Roman" w:hAnsi="Times New Roman"/>
                 <w:bCs/>
-                <w:sz w:val="28"/>
-                <w:szCs w:val="28"/>
+                <w:sz w:val="24"/>
+                <w:szCs w:val="24"/>
               </w:rPr>
               <w:t>defrule</w:t>
             </w:r>
@@ -465,8 +429,8 @@
               <w:rPr>
                 <w:rFonts w:ascii="Times New Roman" w:hAnsi="Times New Roman"/>
                 <w:bCs/>
-                <w:sz w:val="28"/>
-                <w:szCs w:val="28"/>
+                <w:sz w:val="24"/>
+                <w:szCs w:val="24"/>
               </w:rPr>
               <w:t>, прост в настройке; оптимален для обучающих стендов, нет встроенного UI, интеграции делаются вручную.</w:t>
             </w:r>
@@ -476,8 +440,8 @@
               <w:rPr>
                 <w:rFonts w:ascii="Times New Roman" w:hAnsi="Times New Roman"/>
                 <w:bCs/>
-                <w:sz w:val="28"/>
-                <w:szCs w:val="28"/>
+                <w:sz w:val="24"/>
+                <w:szCs w:val="24"/>
               </w:rPr>
             </w:pPr>
             <w:proofErr w:type="spellStart"/>
@@ -485,8 +449,8 @@
               <w:rPr>
                 <w:rFonts w:ascii="Times New Roman" w:hAnsi="Times New Roman"/>
                 <w:bCs/>
-                <w:sz w:val="28"/>
-                <w:szCs w:val="28"/>
+                <w:sz w:val="24"/>
+                <w:szCs w:val="24"/>
               </w:rPr>
               <w:t>Jess</w:t>
             </w:r>
@@ -495,8 +459,8 @@
               <w:rPr>
                 <w:rFonts w:ascii="Times New Roman" w:hAnsi="Times New Roman"/>
                 <w:bCs/>
-                <w:sz w:val="28"/>
-                <w:szCs w:val="28"/>
+                <w:sz w:val="24"/>
+                <w:szCs w:val="24"/>
               </w:rPr>
               <w:t xml:space="preserve"> - </w:t>
             </w:r>
@@ -505,8 +469,8 @@
               <w:rPr>
                 <w:rFonts w:ascii="Times New Roman" w:hAnsi="Times New Roman"/>
                 <w:bCs/>
-                <w:sz w:val="28"/>
-                <w:szCs w:val="28"/>
+                <w:sz w:val="24"/>
+                <w:szCs w:val="24"/>
               </w:rPr>
               <w:t>Java</w:t>
             </w:r>
@@ -515,8 +479,8 @@
               <w:rPr>
                 <w:rFonts w:ascii="Times New Roman" w:hAnsi="Times New Roman"/>
                 <w:bCs/>
-                <w:sz w:val="28"/>
-                <w:szCs w:val="28"/>
+                <w:sz w:val="24"/>
+                <w:szCs w:val="24"/>
               </w:rPr>
               <w:t xml:space="preserve">-реализация правил, легко встраивается в JVM-экосистему, богаче API | коммерческая лицензия, требуется знание </w:t>
             </w:r>
@@ -525,8 +489,8 @@
               <w:rPr>
                 <w:rFonts w:ascii="Times New Roman" w:hAnsi="Times New Roman"/>
                 <w:bCs/>
-                <w:sz w:val="28"/>
-                <w:szCs w:val="28"/>
+                <w:sz w:val="24"/>
+                <w:szCs w:val="24"/>
               </w:rPr>
               <w:t>Java</w:t>
             </w:r>
@@ -537,16 +501,16 @@
               <w:rPr>
                 <w:rFonts w:ascii="Times New Roman" w:hAnsi="Times New Roman"/>
                 <w:bCs/>
-                <w:sz w:val="28"/>
-                <w:szCs w:val="28"/>
-              </w:rPr>
-            </w:pPr>
-            <w:r>
-              <w:rPr>
-                <w:rFonts w:ascii="Times New Roman" w:hAnsi="Times New Roman"/>
-                <w:bCs/>
-                <w:sz w:val="28"/>
-                <w:szCs w:val="28"/>
+                <w:sz w:val="24"/>
+                <w:szCs w:val="24"/>
+              </w:rPr>
+            </w:pPr>
+            <w:r>
+              <w:rPr>
+                <w:rFonts w:ascii="Times New Roman" w:hAnsi="Times New Roman"/>
+                <w:bCs/>
+                <w:sz w:val="24"/>
+                <w:szCs w:val="24"/>
               </w:rPr>
               <w:t xml:space="preserve">EMYCIN / GURU </w:t>
             </w:r>
@@ -555,8 +519,8 @@
               <w:rPr>
                 <w:rFonts w:ascii="Times New Roman" w:hAnsi="Times New Roman"/>
                 <w:bCs/>
-                <w:sz w:val="28"/>
-                <w:szCs w:val="28"/>
+                <w:sz w:val="24"/>
+                <w:szCs w:val="24"/>
               </w:rPr>
               <w:t>-  классические</w:t>
             </w:r>
@@ -565,8 +529,8 @@
               <w:rPr>
                 <w:rFonts w:ascii="Times New Roman" w:hAnsi="Times New Roman"/>
                 <w:bCs/>
-                <w:sz w:val="28"/>
-                <w:szCs w:val="28"/>
+                <w:sz w:val="24"/>
+                <w:szCs w:val="24"/>
               </w:rPr>
               <w:t xml:space="preserve"> оболочки для медицинских/экспертных задач, развиты средства объяснений, устаревшие интерфейсы, сложность интеграций с современными системами </w:t>
             </w:r>
@@ -576,8 +540,8 @@
               <w:rPr>
                 <w:rFonts w:ascii="Times New Roman" w:hAnsi="Times New Roman"/>
                 <w:bCs/>
-                <w:sz w:val="28"/>
-                <w:szCs w:val="28"/>
+                <w:sz w:val="24"/>
+                <w:szCs w:val="24"/>
               </w:rPr>
             </w:pPr>
             <w:proofErr w:type="spellStart"/>
@@ -585,8 +549,8 @@
               <w:rPr>
                 <w:rFonts w:ascii="Times New Roman" w:hAnsi="Times New Roman"/>
                 <w:bCs/>
-                <w:sz w:val="28"/>
-                <w:szCs w:val="28"/>
+                <w:sz w:val="24"/>
+                <w:szCs w:val="24"/>
               </w:rPr>
               <w:t>FirstClass</w:t>
             </w:r>
@@ -595,8 +559,8 @@
               <w:rPr>
                 <w:rFonts w:ascii="Times New Roman" w:hAnsi="Times New Roman"/>
                 <w:bCs/>
-                <w:sz w:val="28"/>
-                <w:szCs w:val="28"/>
+                <w:sz w:val="24"/>
+                <w:szCs w:val="24"/>
               </w:rPr>
               <w:t xml:space="preserve"> - акцент на визуальном моделировании знаний и бизнес-процессов | ограниченная поддержка, мало материалов и драйверов </w:t>
             </w:r>
@@ -606,308 +570,449 @@
               <w:rPr>
                 <w:rFonts w:ascii="Times New Roman" w:hAnsi="Times New Roman"/>
                 <w:bCs/>
-                <w:sz w:val="28"/>
-                <w:szCs w:val="28"/>
-              </w:rPr>
-            </w:pPr>
-            <w:r>
-              <w:rPr>
-                <w:rFonts w:ascii="Times New Roman" w:hAnsi="Times New Roman"/>
-                <w:bCs/>
-                <w:sz w:val="28"/>
-                <w:szCs w:val="28"/>
+                <w:sz w:val="24"/>
+                <w:szCs w:val="24"/>
+              </w:rPr>
+            </w:pPr>
+            <w:r>
+              <w:rPr>
+                <w:rFonts w:ascii="Times New Roman" w:hAnsi="Times New Roman"/>
+                <w:bCs/>
+                <w:sz w:val="24"/>
+                <w:szCs w:val="24"/>
+              </w:rPr>
+              <w:t>Для решения данного кейса выбор пал на CLIPS т.к. он бесплатен и хорошо демонстрирует механизмы вывода.</w:t>
+            </w:r>
+          </w:p>
+          <w:p>
+            <w:pPr>
+              <w:pStyle w:val="3"/>
+              <w:rPr>
+                <w:rFonts w:ascii="Times New Roman" w:hAnsi="Times New Roman"/>
+                <w:sz w:val="24"/>
+                <w:szCs w:val="24"/>
+                <w:lang w:val="ru-RU"/>
+              </w:rPr>
+            </w:pPr>
+            <w:r>
+              <w:rPr>
+                <w:rFonts w:ascii="Times New Roman" w:hAnsi="Times New Roman"/>
+                <w:sz w:val="24"/>
+                <w:szCs w:val="24"/>
+                <w:lang w:val="ru-RU"/>
+              </w:rPr>
+              <w:t>Разработка структуры базы знаний:</w:t>
+            </w:r>
+            <w:r>
+              <w:rPr>
+                <w:rFonts w:ascii="Times New Roman" w:hAnsi="Times New Roman"/>
+                <w:sz w:val="24"/>
+                <w:szCs w:val="24"/>
+                <w:lang w:val="ru-RU"/>
+              </w:rPr>
+              <w:tab/>
+            </w:r>
+          </w:p>
+          <w:p>
+            <w:pPr>
+              <w:rPr>
+                <w:rFonts w:ascii="Times New Roman" w:hAnsi="Times New Roman"/>
+                <w:bCs/>
+                <w:sz w:val="24"/>
+                <w:szCs w:val="24"/>
+              </w:rPr>
+            </w:pPr>
+            <w:r>
+              <w:rPr>
+                <w:rFonts w:ascii="Times New Roman" w:hAnsi="Times New Roman"/>
+                <w:bCs/>
+                <w:sz w:val="24"/>
+                <w:szCs w:val="24"/>
+              </w:rPr>
+              <w:t>Для решения кейса я выделил пять типовых кейсов сопровождения:</w:t>
+            </w:r>
+          </w:p>
+          <w:p>
+            <w:pPr>
+              <w:rPr>
+                <w:rFonts w:ascii="Times New Roman" w:hAnsi="Times New Roman"/>
+                <w:bCs/>
+                <w:sz w:val="24"/>
+                <w:szCs w:val="24"/>
+              </w:rPr>
+            </w:pPr>
+            <w:r>
+              <w:rPr>
+                <w:rFonts w:ascii="Times New Roman" w:hAnsi="Times New Roman"/>
+                <w:bCs/>
+                <w:sz w:val="24"/>
+                <w:szCs w:val="24"/>
+              </w:rPr>
+              <w:t xml:space="preserve">1. выдача доступа к </w:t>
+            </w:r>
+            <w:proofErr w:type="spellStart"/>
+            <w:r>
+              <w:rPr>
+                <w:rFonts w:ascii="Times New Roman" w:hAnsi="Times New Roman"/>
+                <w:bCs/>
+                <w:sz w:val="24"/>
+                <w:szCs w:val="24"/>
+              </w:rPr>
+              <w:t>дашборду</w:t>
+            </w:r>
+            <w:proofErr w:type="spellEnd"/>
+            <w:r>
+              <w:rPr>
+                <w:rFonts w:ascii="Times New Roman" w:hAnsi="Times New Roman"/>
+                <w:bCs/>
+                <w:sz w:val="24"/>
+                <w:szCs w:val="24"/>
+              </w:rPr>
+              <w:t xml:space="preserve"> через доменные группы AD;</w:t>
+            </w:r>
+          </w:p>
+          <w:p>
+            <w:pPr>
+              <w:rPr>
+                <w:rFonts w:ascii="Times New Roman" w:hAnsi="Times New Roman"/>
+                <w:bCs/>
+                <w:sz w:val="24"/>
+                <w:szCs w:val="24"/>
+              </w:rPr>
+            </w:pPr>
+            <w:r>
+              <w:rPr>
+                <w:rFonts w:ascii="Times New Roman" w:hAnsi="Times New Roman"/>
+                <w:bCs/>
+                <w:sz w:val="24"/>
+                <w:szCs w:val="24"/>
+              </w:rPr>
+              <w:t xml:space="preserve">2. устранение зависания загрузки данных при заблокированном </w:t>
+            </w:r>
+            <w:proofErr w:type="spellStart"/>
+            <w:r>
+              <w:rPr>
+                <w:rFonts w:ascii="Times New Roman" w:hAnsi="Times New Roman"/>
+                <w:bCs/>
+                <w:sz w:val="24"/>
+                <w:szCs w:val="24"/>
+              </w:rPr>
+              <w:t>Excel</w:t>
+            </w:r>
+            <w:proofErr w:type="spellEnd"/>
+            <w:r>
+              <w:rPr>
+                <w:rFonts w:ascii="Times New Roman" w:hAnsi="Times New Roman"/>
+                <w:bCs/>
+                <w:sz w:val="24"/>
+                <w:szCs w:val="24"/>
+              </w:rPr>
+              <w:t>-файле;</w:t>
+            </w:r>
+          </w:p>
+          <w:p>
+            <w:pPr>
+              <w:rPr>
+                <w:rFonts w:ascii="Times New Roman" w:hAnsi="Times New Roman"/>
+                <w:bCs/>
+                <w:sz w:val="24"/>
+                <w:szCs w:val="24"/>
+              </w:rPr>
+            </w:pPr>
+            <w:r>
+              <w:rPr>
+                <w:rFonts w:ascii="Times New Roman" w:hAnsi="Times New Roman"/>
+                <w:bCs/>
+                <w:sz w:val="24"/>
+                <w:szCs w:val="24"/>
               </w:rPr>
               <w:lastRenderedPageBreak/>
-              <w:t>Для решения данного кейса выбор пал на CLIPS т.к. он бесплатен и хорошо демонстрирует механизмы вывода.</w:t>
-            </w:r>
-          </w:p>
-          <w:p>
-            <w:pPr>
-              <w:pStyle w:val="3"/>
-              <w:rPr>
-                <w:rFonts w:ascii="Times New Roman" w:hAnsi="Times New Roman"/>
-                <w:sz w:val="28"/>
-                <w:szCs w:val="28"/>
-                <w:lang w:val="ru-RU"/>
-              </w:rPr>
-            </w:pPr>
-            <w:r>
-              <w:rPr>
-                <w:rFonts w:ascii="Times New Roman" w:hAnsi="Times New Roman"/>
-                <w:sz w:val="28"/>
-                <w:szCs w:val="28"/>
-                <w:lang w:val="ru-RU"/>
-              </w:rPr>
-              <w:t>Разработка структуры базы знаний:</w:t>
-            </w:r>
-            <w:r>
-              <w:rPr>
-                <w:rFonts w:ascii="Times New Roman" w:hAnsi="Times New Roman"/>
-                <w:sz w:val="28"/>
-                <w:szCs w:val="28"/>
-                <w:lang w:val="ru-RU"/>
+              <w:t xml:space="preserve">3. подача релиза (спецификация, </w:t>
+            </w:r>
+            <w:proofErr w:type="spellStart"/>
+            <w:r>
+              <w:rPr>
+                <w:rFonts w:ascii="Times New Roman" w:hAnsi="Times New Roman"/>
+                <w:bCs/>
+                <w:sz w:val="24"/>
+                <w:szCs w:val="24"/>
+              </w:rPr>
+              <w:t>Release</w:t>
+            </w:r>
+            <w:proofErr w:type="spellEnd"/>
+            <w:r>
+              <w:rPr>
+                <w:rFonts w:ascii="Times New Roman" w:hAnsi="Times New Roman"/>
+                <w:bCs/>
+                <w:sz w:val="24"/>
+                <w:szCs w:val="24"/>
+              </w:rPr>
+              <w:t xml:space="preserve"> </w:t>
+            </w:r>
+            <w:proofErr w:type="spellStart"/>
+            <w:r>
+              <w:rPr>
+                <w:rFonts w:ascii="Times New Roman" w:hAnsi="Times New Roman"/>
+                <w:bCs/>
+                <w:sz w:val="24"/>
+                <w:szCs w:val="24"/>
+              </w:rPr>
+              <w:t>Notes</w:t>
+            </w:r>
+            <w:proofErr w:type="spellEnd"/>
+            <w:r>
+              <w:rPr>
+                <w:rFonts w:ascii="Times New Roman" w:hAnsi="Times New Roman"/>
+                <w:bCs/>
+                <w:sz w:val="24"/>
+                <w:szCs w:val="24"/>
+              </w:rPr>
+              <w:t>, заявка, согласования с ИБ и архитекторами);</w:t>
+            </w:r>
+          </w:p>
+          <w:p>
+            <w:pPr>
+              <w:rPr>
+                <w:rFonts w:ascii="Times New Roman" w:hAnsi="Times New Roman"/>
+                <w:bCs/>
+                <w:sz w:val="24"/>
+                <w:szCs w:val="24"/>
+              </w:rPr>
+            </w:pPr>
+            <w:r>
+              <w:rPr>
+                <w:rFonts w:ascii="Times New Roman" w:hAnsi="Times New Roman"/>
+                <w:bCs/>
+                <w:sz w:val="24"/>
+                <w:szCs w:val="24"/>
+              </w:rPr>
+              <w:t>4. перевод обращения в ожидание по согласованию с инициатором;</w:t>
+            </w:r>
+          </w:p>
+          <w:p>
+            <w:pPr>
+              <w:rPr>
+                <w:rFonts w:ascii="Times New Roman" w:hAnsi="Times New Roman"/>
+                <w:bCs/>
+                <w:sz w:val="24"/>
+                <w:szCs w:val="24"/>
+              </w:rPr>
+            </w:pPr>
+            <w:r>
+              <w:rPr>
+                <w:rFonts w:ascii="Times New Roman" w:hAnsi="Times New Roman"/>
+                <w:bCs/>
+                <w:sz w:val="24"/>
+                <w:szCs w:val="24"/>
+              </w:rPr>
+              <w:t>5. исправление кодировки скрипта до UTF-8 + BOM.</w:t>
+            </w:r>
+          </w:p>
+          <w:p>
+            <w:pPr>
+              <w:rPr>
+                <w:rFonts w:ascii="Times New Roman" w:hAnsi="Times New Roman"/>
+                <w:bCs/>
+                <w:sz w:val="24"/>
+                <w:szCs w:val="24"/>
+              </w:rPr>
+            </w:pPr>
+            <w:r>
+              <w:rPr>
+                <w:rFonts w:ascii="Times New Roman" w:hAnsi="Times New Roman"/>
+                <w:bCs/>
+                <w:sz w:val="24"/>
+                <w:szCs w:val="24"/>
+              </w:rPr>
+              <w:t>Каждый кейс должен иметь формализованные входные параметры и выходные рекомендации с поясняющим обоснованием.</w:t>
+            </w:r>
+          </w:p>
+          <w:p>
+            <w:pPr>
+              <w:rPr>
+                <w:rFonts w:ascii="Times New Roman" w:hAnsi="Times New Roman"/>
+                <w:bCs/>
+                <w:sz w:val="24"/>
+                <w:szCs w:val="24"/>
+              </w:rPr>
+            </w:pPr>
+            <w:r>
+              <w:rPr>
+                <w:rFonts w:ascii="Times New Roman" w:hAnsi="Times New Roman"/>
+                <w:bCs/>
+                <w:sz w:val="24"/>
+                <w:szCs w:val="24"/>
+              </w:rPr>
+              <w:t>В данном кейсе я разработал следующие факты:</w:t>
+            </w:r>
+          </w:p>
+          <w:p>
+            <w:pPr>
+              <w:rPr>
+                <w:rFonts w:ascii="Times New Roman" w:hAnsi="Times New Roman"/>
+                <w:bCs/>
+                <w:sz w:val="24"/>
+                <w:szCs w:val="24"/>
+                <w:lang w:val="x-none"/>
+              </w:rPr>
+            </w:pPr>
+            <w:r>
+              <w:rPr>
+                <w:rFonts w:ascii="Times New Roman" w:hAnsi="Times New Roman"/>
+                <w:bCs/>
+                <w:sz w:val="24"/>
+                <w:szCs w:val="24"/>
+                <w:lang w:val="x-none"/>
+              </w:rPr>
+              <w:t>●</w:t>
+            </w:r>
+            <w:r>
+              <w:rPr>
+                <w:rFonts w:ascii="Times New Roman" w:hAnsi="Times New Roman"/>
+                <w:bCs/>
+                <w:sz w:val="24"/>
+                <w:szCs w:val="24"/>
+                <w:lang w:val="x-none"/>
               </w:rPr>
               <w:tab/>
             </w:r>
-          </w:p>
-          <w:p>
-            <w:pPr>
-              <w:rPr>
-                <w:rFonts w:ascii="Times New Roman" w:hAnsi="Times New Roman"/>
-                <w:bCs/>
-                <w:sz w:val="28"/>
-                <w:szCs w:val="28"/>
-              </w:rPr>
-            </w:pPr>
-            <w:r>
-              <w:rPr>
-                <w:rFonts w:ascii="Times New Roman" w:hAnsi="Times New Roman"/>
-                <w:bCs/>
-                <w:sz w:val="28"/>
-                <w:szCs w:val="28"/>
-              </w:rPr>
-              <w:t>Для решения кейса я выделил пять типовых кейсов сопровождения:</w:t>
-            </w:r>
-          </w:p>
-          <w:p>
-            <w:pPr>
-              <w:rPr>
-                <w:rFonts w:ascii="Times New Roman" w:hAnsi="Times New Roman"/>
-                <w:bCs/>
-                <w:sz w:val="28"/>
-                <w:szCs w:val="28"/>
-              </w:rPr>
-            </w:pPr>
-            <w:r>
-              <w:rPr>
-                <w:rFonts w:ascii="Times New Roman" w:hAnsi="Times New Roman"/>
-                <w:bCs/>
-                <w:sz w:val="28"/>
-                <w:szCs w:val="28"/>
-              </w:rPr>
-              <w:t xml:space="preserve">1. выдача доступа к </w:t>
-            </w:r>
             <w:proofErr w:type="spellStart"/>
             <w:r>
               <w:rPr>
                 <w:rFonts w:ascii="Times New Roman" w:hAnsi="Times New Roman"/>
                 <w:bCs/>
-                <w:sz w:val="28"/>
-                <w:szCs w:val="28"/>
-              </w:rPr>
-              <w:t>дашборду</w:t>
+                <w:sz w:val="24"/>
+                <w:szCs w:val="24"/>
+                <w:lang w:val="x-none"/>
+              </w:rPr>
+              <w:t>support-case</w:t>
             </w:r>
             <w:proofErr w:type="spellEnd"/>
             <w:r>
               <w:rPr>
                 <w:rFonts w:ascii="Times New Roman" w:hAnsi="Times New Roman"/>
                 <w:bCs/>
-                <w:sz w:val="28"/>
-                <w:szCs w:val="28"/>
-              </w:rPr>
-              <w:t xml:space="preserve"> через доменные группы AD;</w:t>
-            </w:r>
-          </w:p>
-          <w:p>
-            <w:pPr>
-              <w:rPr>
-                <w:rFonts w:ascii="Times New Roman" w:hAnsi="Times New Roman"/>
-                <w:bCs/>
-                <w:sz w:val="28"/>
-                <w:szCs w:val="28"/>
-              </w:rPr>
-            </w:pPr>
-            <w:r>
-              <w:rPr>
-                <w:rFonts w:ascii="Times New Roman" w:hAnsi="Times New Roman"/>
-                <w:bCs/>
-                <w:sz w:val="28"/>
-                <w:szCs w:val="28"/>
-              </w:rPr>
-              <w:t xml:space="preserve">2. устранение зависания загрузки данных при заблокированном </w:t>
+                <w:sz w:val="24"/>
+                <w:szCs w:val="24"/>
+                <w:lang w:val="x-none"/>
+              </w:rPr>
+              <w:t>: описывает тему обращения (</w:t>
             </w:r>
             <w:proofErr w:type="spellStart"/>
             <w:r>
               <w:rPr>
                 <w:rFonts w:ascii="Times New Roman" w:hAnsi="Times New Roman"/>
                 <w:bCs/>
-                <w:sz w:val="28"/>
-                <w:szCs w:val="28"/>
-              </w:rPr>
-              <w:t>Excel</w:t>
+                <w:sz w:val="24"/>
+                <w:szCs w:val="24"/>
+                <w:lang w:val="x-none"/>
+              </w:rPr>
+              <w:t>topic</w:t>
             </w:r>
             <w:proofErr w:type="spellEnd"/>
             <w:r>
               <w:rPr>
                 <w:rFonts w:ascii="Times New Roman" w:hAnsi="Times New Roman"/>
                 <w:bCs/>
-                <w:sz w:val="28"/>
-                <w:szCs w:val="28"/>
-              </w:rPr>
-              <w:t>-файле;</w:t>
-            </w:r>
-          </w:p>
-          <w:p>
-            <w:pPr>
-              <w:rPr>
-                <w:rFonts w:ascii="Times New Roman" w:hAnsi="Times New Roman"/>
-                <w:bCs/>
-                <w:sz w:val="28"/>
-                <w:szCs w:val="28"/>
-              </w:rPr>
-            </w:pPr>
-            <w:r>
-              <w:rPr>
-                <w:rFonts w:ascii="Times New Roman" w:hAnsi="Times New Roman"/>
-                <w:bCs/>
-                <w:sz w:val="28"/>
-                <w:szCs w:val="28"/>
-              </w:rPr>
-              <w:t xml:space="preserve">3. подача релиза (спецификация, </w:t>
+                <w:sz w:val="24"/>
+                <w:szCs w:val="24"/>
+                <w:lang w:val="x-none"/>
+              </w:rPr>
+              <w:t>), канал (</w:t>
             </w:r>
             <w:proofErr w:type="spellStart"/>
             <w:r>
               <w:rPr>
                 <w:rFonts w:ascii="Times New Roman" w:hAnsi="Times New Roman"/>
                 <w:bCs/>
-                <w:sz w:val="28"/>
-                <w:szCs w:val="28"/>
-              </w:rPr>
-              <w:t>Release</w:t>
+                <w:sz w:val="24"/>
+                <w:szCs w:val="24"/>
+                <w:lang w:val="x-none"/>
+              </w:rPr>
+              <w:t>request</w:t>
             </w:r>
             <w:proofErr w:type="spellEnd"/>
             <w:r>
               <w:rPr>
                 <w:rFonts w:ascii="Times New Roman" w:hAnsi="Times New Roman"/>
                 <w:bCs/>
-                <w:sz w:val="28"/>
-                <w:szCs w:val="28"/>
-              </w:rPr>
-              <w:t xml:space="preserve"> </w:t>
+                <w:sz w:val="24"/>
+                <w:szCs w:val="24"/>
+                <w:lang w:val="x-none"/>
+              </w:rPr>
+              <w:t>/</w:t>
             </w:r>
             <w:proofErr w:type="spellStart"/>
             <w:r>
               <w:rPr>
                 <w:rFonts w:ascii="Times New Roman" w:hAnsi="Times New Roman"/>
                 <w:bCs/>
-                <w:sz w:val="28"/>
-                <w:szCs w:val="28"/>
-              </w:rPr>
-              <w:t>Notes</w:t>
+                <w:sz w:val="24"/>
+                <w:szCs w:val="24"/>
+                <w:lang w:val="x-none"/>
+              </w:rPr>
+              <w:t>incident</w:t>
             </w:r>
             <w:proofErr w:type="spellEnd"/>
             <w:r>
               <w:rPr>
                 <w:rFonts w:ascii="Times New Roman" w:hAnsi="Times New Roman"/>
                 <w:bCs/>
-                <w:sz w:val="28"/>
-                <w:szCs w:val="28"/>
-              </w:rPr>
-              <w:t>, заявка, согласования с ИБ и архитекторами);</w:t>
-            </w:r>
-          </w:p>
-          <w:p>
-            <w:pPr>
-              <w:rPr>
-                <w:rFonts w:ascii="Times New Roman" w:hAnsi="Times New Roman"/>
-                <w:bCs/>
-                <w:sz w:val="28"/>
-                <w:szCs w:val="28"/>
-              </w:rPr>
-            </w:pPr>
-            <w:r>
-              <w:rPr>
-                <w:rFonts w:ascii="Times New Roman" w:hAnsi="Times New Roman"/>
-                <w:bCs/>
-                <w:sz w:val="28"/>
-                <w:szCs w:val="28"/>
-              </w:rPr>
-              <w:t>4. перевод обращения в ожидание по согласованию с инициатором;</w:t>
-            </w:r>
-          </w:p>
-          <w:p>
-            <w:pPr>
-              <w:rPr>
-                <w:rFonts w:ascii="Times New Roman" w:hAnsi="Times New Roman"/>
-                <w:bCs/>
-                <w:sz w:val="28"/>
-                <w:szCs w:val="28"/>
-              </w:rPr>
-            </w:pPr>
-            <w:r>
-              <w:rPr>
-                <w:rFonts w:ascii="Times New Roman" w:hAnsi="Times New Roman"/>
-                <w:bCs/>
-                <w:sz w:val="28"/>
-                <w:szCs w:val="28"/>
-              </w:rPr>
-              <w:t>5. исправление кодировки скрипта до UTF-8 + BOM.</w:t>
-            </w:r>
-          </w:p>
-          <w:p>
-            <w:pPr>
-              <w:rPr>
-                <w:rFonts w:ascii="Times New Roman" w:hAnsi="Times New Roman"/>
-                <w:bCs/>
-                <w:sz w:val="28"/>
-                <w:szCs w:val="28"/>
-              </w:rPr>
-            </w:pPr>
-            <w:r>
-              <w:rPr>
-                <w:rFonts w:ascii="Times New Roman" w:hAnsi="Times New Roman"/>
-                <w:bCs/>
-                <w:sz w:val="28"/>
-                <w:szCs w:val="28"/>
-              </w:rPr>
-              <w:t>Каждый кейс должен иметь формализованные входные параметры и выходные рекомендации с поясняющим обоснованием.</w:t>
-            </w:r>
-          </w:p>
-          <w:p>
-            <w:pPr>
-              <w:rPr>
-                <w:rFonts w:ascii="Times New Roman" w:hAnsi="Times New Roman"/>
-                <w:bCs/>
-                <w:sz w:val="28"/>
-                <w:szCs w:val="28"/>
-              </w:rPr>
-            </w:pPr>
-            <w:r>
-              <w:rPr>
-                <w:rFonts w:ascii="Times New Roman" w:hAnsi="Times New Roman"/>
-                <w:bCs/>
-                <w:sz w:val="28"/>
-                <w:szCs w:val="28"/>
-              </w:rPr>
-              <w:t>В данном кейсе я разработал следующие факты:</w:t>
-            </w:r>
-          </w:p>
-          <w:p>
-            <w:pPr>
-              <w:rPr>
-                <w:rFonts w:ascii="Times New Roman" w:hAnsi="Times New Roman"/>
-                <w:bCs/>
-                <w:sz w:val="28"/>
-                <w:szCs w:val="28"/>
+                <w:sz w:val="24"/>
+                <w:szCs w:val="24"/>
                 <w:lang w:val="x-none"/>
               </w:rPr>
-            </w:pPr>
-            <w:r>
-              <w:rPr>
-                <w:rFonts w:ascii="Times New Roman" w:hAnsi="Times New Roman"/>
-                <w:bCs/>
-                <w:sz w:val="28"/>
-                <w:szCs w:val="28"/>
+              <w:t>/</w:t>
+            </w:r>
+            <w:proofErr w:type="spellStart"/>
+            <w:r>
+              <w:rPr>
+                <w:rFonts w:ascii="Times New Roman" w:hAnsi="Times New Roman"/>
+                <w:bCs/>
+                <w:sz w:val="24"/>
+                <w:szCs w:val="24"/>
                 <w:lang w:val="x-none"/>
               </w:rPr>
+              <w:t>advisory</w:t>
+            </w:r>
+            <w:proofErr w:type="spellEnd"/>
+            <w:r>
+              <w:rPr>
+                <w:rFonts w:ascii="Times New Roman" w:hAnsi="Times New Roman"/>
+                <w:bCs/>
+                <w:sz w:val="24"/>
+                <w:szCs w:val="24"/>
+                <w:lang w:val="x-none"/>
+              </w:rPr>
+              <w:t>) и приоритет. Используется как единый источник данных для правил.</w:t>
+            </w:r>
+          </w:p>
+          <w:p>
+            <w:pPr>
+              <w:rPr>
+                <w:rFonts w:ascii="Times New Roman" w:hAnsi="Times New Roman"/>
+                <w:bCs/>
+                <w:sz w:val="24"/>
+                <w:szCs w:val="24"/>
+                <w:lang w:val="x-none"/>
+              </w:rPr>
+            </w:pPr>
+            <w:r>
+              <w:rPr>
+                <w:rFonts w:ascii="Times New Roman" w:hAnsi="Times New Roman"/>
+                <w:bCs/>
+                <w:sz w:val="24"/>
+                <w:szCs w:val="24"/>
+                <w:lang w:val="x-none"/>
+              </w:rPr>
               <w:t>●</w:t>
             </w:r>
             <w:r>
               <w:rPr>
                 <w:rFonts w:ascii="Times New Roman" w:hAnsi="Times New Roman"/>
                 <w:bCs/>
-                <w:sz w:val="28"/>
-                <w:szCs w:val="28"/>
+                <w:sz w:val="24"/>
+                <w:szCs w:val="24"/>
                 <w:lang w:val="x-none"/>
               </w:rPr>
               <w:tab/>
@@ -917,213 +1022,72 @@
               <w:rPr>
                 <w:rFonts w:ascii="Times New Roman" w:hAnsi="Times New Roman"/>
                 <w:bCs/>
-                <w:sz w:val="28"/>
-                <w:szCs w:val="28"/>
+                <w:sz w:val="24"/>
+                <w:szCs w:val="24"/>
                 <w:lang w:val="x-none"/>
               </w:rPr>
-              <w:t>support-case</w:t>
+              <w:t>recommendation</w:t>
             </w:r>
             <w:proofErr w:type="spellEnd"/>
             <w:r>
               <w:rPr>
                 <w:rFonts w:ascii="Times New Roman" w:hAnsi="Times New Roman"/>
                 <w:bCs/>
-                <w:sz w:val="28"/>
-                <w:szCs w:val="28"/>
+                <w:sz w:val="24"/>
+                <w:szCs w:val="24"/>
                 <w:lang w:val="x-none"/>
               </w:rPr>
-              <w:t>: описывает тему обращения (</w:t>
+              <w:t xml:space="preserve">: фиксирует результат вывода — категорию, текст действия и </w:t>
             </w:r>
             <w:proofErr w:type="spellStart"/>
             <w:r>
               <w:rPr>
                 <w:rFonts w:ascii="Times New Roman" w:hAnsi="Times New Roman"/>
                 <w:bCs/>
-                <w:sz w:val="28"/>
-                <w:szCs w:val="28"/>
+                <w:sz w:val="24"/>
+                <w:szCs w:val="24"/>
                 <w:lang w:val="x-none"/>
               </w:rPr>
-              <w:t>topic</w:t>
+              <w:t>rationale</w:t>
             </w:r>
             <w:proofErr w:type="spellEnd"/>
             <w:r>
               <w:rPr>
                 <w:rFonts w:ascii="Times New Roman" w:hAnsi="Times New Roman"/>
                 <w:bCs/>
-                <w:sz w:val="28"/>
-                <w:szCs w:val="28"/>
+                <w:sz w:val="24"/>
+                <w:szCs w:val="24"/>
                 <w:lang w:val="x-none"/>
               </w:rPr>
-              <w:t>), канал (</w:t>
-            </w:r>
-            <w:proofErr w:type="spellStart"/>
-            <w:r>
-              <w:rPr>
-                <w:rFonts w:ascii="Times New Roman" w:hAnsi="Times New Roman"/>
-                <w:bCs/>
-                <w:sz w:val="28"/>
-                <w:szCs w:val="28"/>
+              <w:t>.</w:t>
+            </w:r>
+          </w:p>
+          <w:p>
+            <w:pPr>
+              <w:rPr>
+                <w:rFonts w:ascii="Times New Roman" w:hAnsi="Times New Roman"/>
+                <w:bCs/>
+                <w:sz w:val="24"/>
+                <w:szCs w:val="24"/>
                 <w:lang w:val="x-none"/>
               </w:rPr>
-              <w:t>request</w:t>
-            </w:r>
-            <w:proofErr w:type="spellEnd"/>
-            <w:r>
-              <w:rPr>
-                <w:rFonts w:ascii="Times New Roman" w:hAnsi="Times New Roman"/>
-                <w:bCs/>
-                <w:sz w:val="28"/>
-                <w:szCs w:val="28"/>
+            </w:pPr>
+            <w:r>
+              <w:rPr>
+                <w:rFonts w:ascii="Times New Roman" w:hAnsi="Times New Roman"/>
+                <w:bCs/>
+                <w:sz w:val="24"/>
+                <w:szCs w:val="24"/>
                 <w:lang w:val="x-none"/>
               </w:rPr>
-              <w:t>/</w:t>
-            </w:r>
-            <w:proofErr w:type="spellStart"/>
-            <w:r>
-              <w:rPr>
-                <w:rFonts w:ascii="Times New Roman" w:hAnsi="Times New Roman"/>
-                <w:bCs/>
-                <w:sz w:val="28"/>
-                <w:szCs w:val="28"/>
-                <w:lang w:val="x-none"/>
-              </w:rPr>
-              <w:t>incident</w:t>
-            </w:r>
-            <w:proofErr w:type="spellEnd"/>
-            <w:r>
-              <w:rPr>
-                <w:rFonts w:ascii="Times New Roman" w:hAnsi="Times New Roman"/>
-                <w:bCs/>
-                <w:sz w:val="28"/>
-                <w:szCs w:val="28"/>
-                <w:lang w:val="x-none"/>
-              </w:rPr>
-              <w:t>/</w:t>
-            </w:r>
-            <w:proofErr w:type="spellStart"/>
-            <w:r>
-              <w:rPr>
-                <w:rFonts w:ascii="Times New Roman" w:hAnsi="Times New Roman"/>
-                <w:bCs/>
-                <w:sz w:val="28"/>
-                <w:szCs w:val="28"/>
-                <w:lang w:val="x-none"/>
-              </w:rPr>
-              <w:t>advisory</w:t>
-            </w:r>
-            <w:proofErr w:type="spellEnd"/>
-            <w:r>
-              <w:rPr>
-                <w:rFonts w:ascii="Times New Roman" w:hAnsi="Times New Roman"/>
-                <w:bCs/>
-                <w:sz w:val="28"/>
-                <w:szCs w:val="28"/>
-                <w:lang w:val="x-none"/>
-              </w:rPr>
-              <w:t>) и приоритет. Используется как единый источник данных для правил.</w:t>
-            </w:r>
-          </w:p>
-          <w:p>
-            <w:pPr>
-              <w:rPr>
-                <w:rFonts w:ascii="Times New Roman" w:hAnsi="Times New Roman"/>
-                <w:bCs/>
-                <w:sz w:val="28"/>
-                <w:szCs w:val="28"/>
-                <w:lang w:val="x-none"/>
-              </w:rPr>
-            </w:pPr>
-            <w:r>
-              <w:rPr>
-                <w:rFonts w:ascii="Times New Roman" w:hAnsi="Times New Roman"/>
-                <w:bCs/>
-                <w:sz w:val="28"/>
-                <w:szCs w:val="28"/>
-                <w:lang w:val="x-none"/>
-              </w:rPr>
               <w:t>●</w:t>
             </w:r>
             <w:r>
               <w:rPr>
                 <w:rFonts w:ascii="Times New Roman" w:hAnsi="Times New Roman"/>
                 <w:bCs/>
-                <w:sz w:val="28"/>
-                <w:szCs w:val="28"/>
-                <w:lang w:val="x-none"/>
-              </w:rPr>
-              <w:tab/>
-            </w:r>
-            <w:proofErr w:type="spellStart"/>
-            <w:r>
-              <w:rPr>
-                <w:rFonts w:ascii="Times New Roman" w:hAnsi="Times New Roman"/>
-                <w:bCs/>
-                <w:sz w:val="28"/>
-                <w:szCs w:val="28"/>
-                <w:lang w:val="x-none"/>
-              </w:rPr>
-              <w:t>recommendation</w:t>
-            </w:r>
-            <w:proofErr w:type="spellEnd"/>
-            <w:r>
-              <w:rPr>
-                <w:rFonts w:ascii="Times New Roman" w:hAnsi="Times New Roman"/>
-                <w:bCs/>
-                <w:sz w:val="28"/>
-                <w:szCs w:val="28"/>
-                <w:lang w:val="x-none"/>
-              </w:rPr>
-              <w:t xml:space="preserve">: фиксирует результат вывода — категорию, текст действия и </w:t>
-            </w:r>
-            <w:proofErr w:type="spellStart"/>
-            <w:r>
-              <w:rPr>
-                <w:rFonts w:ascii="Times New Roman" w:hAnsi="Times New Roman"/>
-                <w:bCs/>
-                <w:sz w:val="28"/>
-                <w:szCs w:val="28"/>
-                <w:lang w:val="x-none"/>
-              </w:rPr>
-              <w:t>rationale</w:t>
-            </w:r>
-            <w:proofErr w:type="spellEnd"/>
-            <w:r>
-              <w:rPr>
-                <w:rFonts w:ascii="Times New Roman" w:hAnsi="Times New Roman"/>
-                <w:bCs/>
-                <w:sz w:val="28"/>
-                <w:szCs w:val="28"/>
-                <w:lang w:val="x-none"/>
-              </w:rPr>
-              <w:t>.</w:t>
-            </w:r>
-          </w:p>
-          <w:p>
-            <w:pPr>
-              <w:rPr>
-                <w:rFonts w:ascii="Times New Roman" w:hAnsi="Times New Roman"/>
-                <w:bCs/>
-                <w:sz w:val="28"/>
-                <w:szCs w:val="28"/>
-                <w:lang w:val="x-none"/>
-              </w:rPr>
-            </w:pPr>
-            <w:r>
-              <w:rPr>
-                <w:rFonts w:ascii="Times New Roman" w:hAnsi="Times New Roman"/>
-                <w:bCs/>
-                <w:sz w:val="28"/>
-                <w:szCs w:val="28"/>
-                <w:lang w:val="x-none"/>
-              </w:rPr>
-              <w:t>●</w:t>
-            </w:r>
-            <w:r>
-              <w:rPr>
-                <w:rFonts w:ascii="Times New Roman" w:hAnsi="Times New Roman"/>
-                <w:bCs/>
-                <w:sz w:val="28"/>
-                <w:szCs w:val="28"/>
+                <w:sz w:val="24"/>
+                <w:szCs w:val="24"/>
                 <w:lang w:val="x-none"/>
               </w:rPr>
               <w:tab/>
@@ -1134,8 +1098,8 @@
               <w:rPr>
                 <w:rFonts w:ascii="Times New Roman" w:hAnsi="Times New Roman"/>
                 <w:bCs/>
-                <w:sz w:val="28"/>
-                <w:szCs w:val="28"/>
+                <w:sz w:val="24"/>
+                <w:szCs w:val="24"/>
                 <w:lang w:val="x-none"/>
               </w:rPr>
               <w:t>explain</w:t>
@@ -1145,8 +1109,8 @@
               <w:rPr>
                 <w:rFonts w:ascii="Times New Roman" w:hAnsi="Times New Roman"/>
                 <w:bCs/>
-                <w:sz w:val="28"/>
-                <w:szCs w:val="28"/>
+                <w:sz w:val="24"/>
+                <w:szCs w:val="24"/>
                 <w:lang w:val="x-none"/>
               </w:rPr>
               <w:t>* включает режим обучения, печатая `[EXPLAIN]` в консоли.</w:t>
@@ -1157,16 +1121,16 @@
               <w:rPr>
                 <w:rFonts w:ascii="Times New Roman" w:hAnsi="Times New Roman"/>
                 <w:bCs/>
-                <w:sz w:val="28"/>
-                <w:szCs w:val="28"/>
-              </w:rPr>
-            </w:pPr>
-            <w:r>
-              <w:rPr>
-                <w:rFonts w:ascii="Times New Roman" w:hAnsi="Times New Roman"/>
-                <w:bCs/>
-                <w:sz w:val="28"/>
-                <w:szCs w:val="28"/>
+                <w:sz w:val="24"/>
+                <w:szCs w:val="24"/>
+              </w:rPr>
+            </w:pPr>
+            <w:r>
+              <w:rPr>
+                <w:rFonts w:ascii="Times New Roman" w:hAnsi="Times New Roman"/>
+                <w:bCs/>
+                <w:sz w:val="24"/>
+                <w:szCs w:val="24"/>
               </w:rPr>
               <w:t>Для каждого кейса также разработаны правила:</w:t>
             </w:r>
@@ -1180,16 +1144,16 @@
               </w:numPr>
               <w:rPr>
                 <w:bCs/>
-                <w:sz w:val="28"/>
-                <w:szCs w:val="28"/>
+                <w:sz w:val="24"/>
+                <w:szCs w:val="24"/>
               </w:rPr>
             </w:pPr>
             <w:proofErr w:type="spellStart"/>
             <w:r>
               <w:rPr>
                 <w:bCs/>
-                <w:sz w:val="28"/>
-                <w:szCs w:val="28"/>
+                <w:sz w:val="24"/>
+                <w:szCs w:val="24"/>
               </w:rPr>
               <w:t>access-granting</w:t>
             </w:r>
@@ -1197,8 +1161,8 @@
             <w:r>
               <w:rPr>
                 <w:bCs/>
-                <w:sz w:val="28"/>
-                <w:szCs w:val="28"/>
+                <w:sz w:val="24"/>
+                <w:szCs w:val="24"/>
                 <w:lang w:val="ru-RU"/>
               </w:rPr>
               <w:t xml:space="preserve"> – правило выводит рекомендацию по запросу доступа к </w:t>
@@ -1207,8 +1171,8 @@
             <w:r>
               <w:rPr>
                 <w:bCs/>
-                <w:sz w:val="28"/>
-                <w:szCs w:val="28"/>
+                <w:sz w:val="24"/>
+                <w:szCs w:val="24"/>
                 <w:lang w:val="ru-RU"/>
               </w:rPr>
               <w:t>дашборду</w:t>
@@ -1217,8 +1181,8 @@
             <w:r>
               <w:rPr>
                 <w:bCs/>
-                <w:sz w:val="28"/>
-                <w:szCs w:val="28"/>
+                <w:sz w:val="24"/>
+                <w:szCs w:val="24"/>
                 <w:lang w:val="ru-RU"/>
               </w:rPr>
               <w:t xml:space="preserve"> </w:t>
@@ -1233,15 +1197,15 @@
               </w:numPr>
               <w:rPr>
                 <w:bCs/>
-                <w:sz w:val="28"/>
-                <w:szCs w:val="28"/>
-              </w:rPr>
-            </w:pPr>
-            <w:r>
-              <w:rPr>
-                <w:bCs/>
-                <w:sz w:val="28"/>
-                <w:szCs w:val="28"/>
+                <w:sz w:val="24"/>
+                <w:szCs w:val="24"/>
+              </w:rPr>
+            </w:pPr>
+            <w:r>
+              <w:rPr>
+                <w:bCs/>
+                <w:sz w:val="24"/>
+                <w:szCs w:val="24"/>
                 <w:lang w:val="en-US"/>
               </w:rPr>
               <w:t>data</w:t>
@@ -1249,8 +1213,8 @@
             <w:r>
               <w:rPr>
                 <w:bCs/>
-                <w:sz w:val="28"/>
-                <w:szCs w:val="28"/>
+                <w:sz w:val="24"/>
+                <w:szCs w:val="24"/>
                 <w:lang w:val="ru-RU"/>
               </w:rPr>
               <w:t>-</w:t>
@@ -1258,8 +1222,8 @@
             <w:r>
               <w:rPr>
                 <w:bCs/>
-                <w:sz w:val="28"/>
-                <w:szCs w:val="28"/>
+                <w:sz w:val="24"/>
+                <w:szCs w:val="24"/>
                 <w:lang w:val="en-US"/>
               </w:rPr>
               <w:t>refresh</w:t>
@@ -1267,8 +1231,8 @@
             <w:r>
               <w:rPr>
                 <w:bCs/>
-                <w:sz w:val="28"/>
-                <w:szCs w:val="28"/>
+                <w:sz w:val="24"/>
+                <w:szCs w:val="24"/>
                 <w:lang w:val="ru-RU"/>
               </w:rPr>
               <w:t>-</w:t>
@@ -1276,8 +1240,8 @@
             <w:r>
               <w:rPr>
                 <w:bCs/>
-                <w:sz w:val="28"/>
-                <w:szCs w:val="28"/>
+                <w:sz w:val="24"/>
+                <w:szCs w:val="24"/>
                 <w:lang w:val="en-US"/>
               </w:rPr>
               <w:t>errors</w:t>
@@ -1285,8 +1249,8 @@
             <w:r>
               <w:rPr>
                 <w:bCs/>
-                <w:sz w:val="28"/>
-                <w:szCs w:val="28"/>
+                <w:sz w:val="24"/>
+                <w:szCs w:val="24"/>
                 <w:lang w:val="ru-RU"/>
               </w:rPr>
               <w:t xml:space="preserve"> – правило описывает решение что сделать в ситуации, когда файл открыт каким-то пользователем в момент работы скрипта</w:t>
@@ -1301,15 +1265,15 @@
               </w:numPr>
               <w:rPr>
                 <w:bCs/>
-                <w:sz w:val="28"/>
-                <w:szCs w:val="28"/>
-              </w:rPr>
-            </w:pPr>
-            <w:r>
-              <w:rPr>
-                <w:bCs/>
-                <w:sz w:val="28"/>
-                <w:szCs w:val="28"/>
+                <w:sz w:val="24"/>
+                <w:szCs w:val="24"/>
+              </w:rPr>
+            </w:pPr>
+            <w:r>
+              <w:rPr>
+                <w:bCs/>
+                <w:sz w:val="24"/>
+                <w:szCs w:val="24"/>
                 <w:lang w:val="en-US"/>
               </w:rPr>
               <w:t>release</w:t>
@@ -1317,8 +1281,8 @@
             <w:r>
               <w:rPr>
                 <w:bCs/>
-                <w:sz w:val="28"/>
-                <w:szCs w:val="28"/>
+                <w:sz w:val="24"/>
+                <w:szCs w:val="24"/>
                 <w:lang w:val="ru-RU"/>
               </w:rPr>
               <w:t>-</w:t>
@@ -1327,8 +1291,8 @@
             <w:r>
               <w:rPr>
                 <w:bCs/>
-                <w:sz w:val="28"/>
-                <w:szCs w:val="28"/>
+                <w:sz w:val="24"/>
+                <w:szCs w:val="24"/>
                 <w:lang w:val="en-US"/>
               </w:rPr>
               <w:t>proccess</w:t>
@@ -1337,8 +1301,8 @@
             <w:r>
               <w:rPr>
                 <w:bCs/>
-                <w:sz w:val="28"/>
-                <w:szCs w:val="28"/>
+                <w:sz w:val="24"/>
+                <w:szCs w:val="24"/>
                 <w:lang w:val="ru-RU"/>
               </w:rPr>
               <w:t xml:space="preserve"> – правило описывает процесс подачи релиза</w:t>
@@ -1353,16 +1317,16 @@
               </w:numPr>
               <w:rPr>
                 <w:bCs/>
-                <w:sz w:val="28"/>
-                <w:szCs w:val="28"/>
+                <w:sz w:val="24"/>
+                <w:szCs w:val="24"/>
               </w:rPr>
             </w:pPr>
             <w:proofErr w:type="spellStart"/>
             <w:r>
               <w:rPr>
                 <w:bCs/>
-                <w:sz w:val="28"/>
-                <w:szCs w:val="28"/>
+                <w:sz w:val="24"/>
+                <w:szCs w:val="24"/>
               </w:rPr>
               <w:t>ticket-waiting</w:t>
             </w:r>
@@ -1370,8 +1334,8 @@
             <w:r>
               <w:rPr>
                 <w:bCs/>
-                <w:sz w:val="28"/>
-                <w:szCs w:val="28"/>
+                <w:sz w:val="24"/>
+                <w:szCs w:val="24"/>
                 <w:lang w:val="ru-RU"/>
               </w:rPr>
               <w:t xml:space="preserve"> – правило описывает процесс перевода обращение в ожидание</w:t>
@@ -1386,15 +1350,15 @@
               </w:numPr>
               <w:rPr>
                 <w:bCs/>
-                <w:sz w:val="28"/>
-                <w:szCs w:val="28"/>
-              </w:rPr>
-            </w:pPr>
-            <w:r>
-              <w:rPr>
-                <w:bCs/>
-                <w:sz w:val="28"/>
-                <w:szCs w:val="28"/>
+                <w:sz w:val="24"/>
+                <w:szCs w:val="24"/>
+              </w:rPr>
+            </w:pPr>
+            <w:r>
+              <w:rPr>
+                <w:bCs/>
+                <w:sz w:val="24"/>
+                <w:szCs w:val="24"/>
                 <w:lang w:val="en-US"/>
               </w:rPr>
               <w:t>script</w:t>
@@ -1402,8 +1366,8 @@
             <w:r>
               <w:rPr>
                 <w:bCs/>
-                <w:sz w:val="28"/>
-                <w:szCs w:val="28"/>
+                <w:sz w:val="24"/>
+                <w:szCs w:val="24"/>
                 <w:lang w:val="ru-RU"/>
               </w:rPr>
               <w:t>-</w:t>
@@ -1411,8 +1375,8 @@
             <w:r>
               <w:rPr>
                 <w:bCs/>
-                <w:sz w:val="28"/>
-                <w:szCs w:val="28"/>
+                <w:sz w:val="24"/>
+                <w:szCs w:val="24"/>
                 <w:lang w:val="en-US"/>
               </w:rPr>
               <w:t>encoding</w:t>
@@ -1420,8 +1384,8 @@
             <w:r>
               <w:rPr>
                 <w:bCs/>
-                <w:sz w:val="28"/>
-                <w:szCs w:val="28"/>
+                <w:sz w:val="24"/>
+                <w:szCs w:val="24"/>
                 <w:lang w:val="ru-RU"/>
               </w:rPr>
               <w:t xml:space="preserve"> – правило описывает вариант решения, когда скрипт падает в ошибку из-за неверной кодировки файла скрипта.</w:t>
@@ -1432,28 +1396,27 @@
               <w:rPr>
                 <w:rFonts w:ascii="Times New Roman" w:hAnsi="Times New Roman"/>
                 <w:bCs/>
-                <w:sz w:val="28"/>
-                <w:szCs w:val="28"/>
-              </w:rPr>
-            </w:pPr>
-          </w:p>
-          <w:p>
-            <w:pPr>
-              <w:rPr>
-                <w:rFonts w:ascii="Times New Roman" w:hAnsi="Times New Roman"/>
-                <w:bCs/>
-                <w:sz w:val="28"/>
-                <w:szCs w:val="28"/>
-              </w:rPr>
-            </w:pPr>
-            <w:r>
-              <w:rPr>
-                <w:rFonts w:ascii="Times New Roman" w:hAnsi="Times New Roman"/>
-                <w:bCs/>
-                <w:sz w:val="28"/>
-                <w:szCs w:val="28"/>
-              </w:rPr>
-              <w:lastRenderedPageBreak/>
+                <w:sz w:val="24"/>
+                <w:szCs w:val="24"/>
+              </w:rPr>
+            </w:pPr>
+          </w:p>
+          <w:p>
+            <w:pPr>
+              <w:rPr>
+                <w:rFonts w:ascii="Times New Roman" w:hAnsi="Times New Roman"/>
+                <w:bCs/>
+                <w:sz w:val="24"/>
+                <w:szCs w:val="24"/>
+              </w:rPr>
+            </w:pPr>
+            <w:r>
+              <w:rPr>
+                <w:rFonts w:ascii="Times New Roman" w:hAnsi="Times New Roman"/>
+                <w:bCs/>
+                <w:sz w:val="24"/>
+                <w:szCs w:val="24"/>
+              </w:rPr>
               <w:t>Также реализована функция для запуская сценария, она работает следующим образом:</w:t>
             </w:r>
           </w:p>
@@ -1462,16 +1425,16 @@
               <w:rPr>
                 <w:rFonts w:ascii="Times New Roman" w:hAnsi="Times New Roman"/>
                 <w:bCs/>
-                <w:sz w:val="28"/>
-                <w:szCs w:val="28"/>
-              </w:rPr>
-            </w:pPr>
-            <w:r>
-              <w:rPr>
-                <w:rFonts w:ascii="Times New Roman" w:hAnsi="Times New Roman"/>
-                <w:bCs/>
-                <w:sz w:val="28"/>
-                <w:szCs w:val="28"/>
+                <w:sz w:val="24"/>
+                <w:szCs w:val="24"/>
+              </w:rPr>
+            </w:pPr>
+            <w:r>
+              <w:rPr>
+                <w:rFonts w:ascii="Times New Roman" w:hAnsi="Times New Roman"/>
+                <w:bCs/>
+                <w:sz w:val="24"/>
+                <w:szCs w:val="24"/>
               </w:rPr>
               <w:t>1. Выполняет (</w:t>
             </w:r>
@@ -1480,8 +1443,8 @@
               <w:rPr>
                 <w:rFonts w:ascii="Times New Roman" w:hAnsi="Times New Roman"/>
                 <w:bCs/>
-                <w:sz w:val="28"/>
-                <w:szCs w:val="28"/>
+                <w:sz w:val="24"/>
+                <w:szCs w:val="24"/>
               </w:rPr>
               <w:t>reset</w:t>
             </w:r>
@@ -1490,8 +1453,8 @@
               <w:rPr>
                 <w:rFonts w:ascii="Times New Roman" w:hAnsi="Times New Roman"/>
                 <w:bCs/>
-                <w:sz w:val="28"/>
-                <w:szCs w:val="28"/>
+                <w:sz w:val="24"/>
+                <w:szCs w:val="24"/>
               </w:rPr>
               <w:t>) для очистки рабочей памяти.</w:t>
             </w:r>
@@ -1501,16 +1464,16 @@
               <w:rPr>
                 <w:rFonts w:ascii="Times New Roman" w:hAnsi="Times New Roman"/>
                 <w:bCs/>
-                <w:sz w:val="28"/>
-                <w:szCs w:val="28"/>
-              </w:rPr>
-            </w:pPr>
-            <w:r>
-              <w:rPr>
-                <w:rFonts w:ascii="Times New Roman" w:hAnsi="Times New Roman"/>
-                <w:bCs/>
-                <w:sz w:val="28"/>
-                <w:szCs w:val="28"/>
+                <w:sz w:val="24"/>
+                <w:szCs w:val="24"/>
+              </w:rPr>
+            </w:pPr>
+            <w:r>
+              <w:rPr>
+                <w:rFonts w:ascii="Times New Roman" w:hAnsi="Times New Roman"/>
+                <w:bCs/>
+                <w:sz w:val="24"/>
+                <w:szCs w:val="24"/>
               </w:rPr>
               <w:t>2. Проверяет наличие аргументов (</w:t>
             </w:r>
@@ -1519,8 +1482,8 @@
               <w:rPr>
                 <w:rFonts w:ascii="Times New Roman" w:hAnsi="Times New Roman"/>
                 <w:bCs/>
-                <w:sz w:val="28"/>
-                <w:szCs w:val="28"/>
+                <w:sz w:val="24"/>
+                <w:szCs w:val="24"/>
               </w:rPr>
               <w:t>length</w:t>
             </w:r>
@@ -1529,8 +1492,8 @@
               <w:rPr>
                 <w:rFonts w:ascii="Times New Roman" w:hAnsi="Times New Roman"/>
                 <w:bCs/>
-                <w:sz w:val="28"/>
-                <w:szCs w:val="28"/>
+                <w:sz w:val="24"/>
+                <w:szCs w:val="24"/>
               </w:rPr>
               <w:t>$), предупреждая об их отсутствии.</w:t>
             </w:r>
@@ -1540,16 +1503,16 @@
               <w:rPr>
                 <w:rFonts w:ascii="Times New Roman" w:hAnsi="Times New Roman"/>
                 <w:bCs/>
-                <w:sz w:val="28"/>
-                <w:szCs w:val="28"/>
-              </w:rPr>
-            </w:pPr>
-            <w:r>
-              <w:rPr>
-                <w:rFonts w:ascii="Times New Roman" w:hAnsi="Times New Roman"/>
-                <w:bCs/>
-                <w:sz w:val="28"/>
-                <w:szCs w:val="28"/>
+                <w:sz w:val="24"/>
+                <w:szCs w:val="24"/>
+              </w:rPr>
+            </w:pPr>
+            <w:r>
+              <w:rPr>
+                <w:rFonts w:ascii="Times New Roman" w:hAnsi="Times New Roman"/>
+                <w:bCs/>
+                <w:sz w:val="24"/>
+                <w:szCs w:val="24"/>
                 <w:lang w:val="en-US"/>
               </w:rPr>
               <w:t xml:space="preserve">3. </w:t>
@@ -1558,8 +1521,8 @@
               <w:rPr>
                 <w:rFonts w:ascii="Times New Roman" w:hAnsi="Times New Roman"/>
                 <w:bCs/>
-                <w:sz w:val="28"/>
-                <w:szCs w:val="28"/>
+                <w:sz w:val="24"/>
+                <w:szCs w:val="24"/>
               </w:rPr>
               <w:t>Для</w:t>
             </w:r>
@@ -1567,8 +1530,8 @@
               <w:rPr>
                 <w:rFonts w:ascii="Times New Roman" w:hAnsi="Times New Roman"/>
                 <w:bCs/>
-                <w:sz w:val="28"/>
-                <w:szCs w:val="28"/>
+                <w:sz w:val="24"/>
+                <w:szCs w:val="24"/>
                 <w:lang w:val="en-US"/>
               </w:rPr>
               <w:t xml:space="preserve"> </w:t>
@@ -1577,8 +1540,8 @@
               <w:rPr>
                 <w:rFonts w:ascii="Times New Roman" w:hAnsi="Times New Roman"/>
                 <w:bCs/>
-                <w:sz w:val="28"/>
-                <w:szCs w:val="28"/>
+                <w:sz w:val="24"/>
+                <w:szCs w:val="24"/>
               </w:rPr>
               <w:t>каждого</w:t>
             </w:r>
@@ -1586,8 +1549,8 @@
               <w:rPr>
                 <w:rFonts w:ascii="Times New Roman" w:hAnsi="Times New Roman"/>
                 <w:bCs/>
-                <w:sz w:val="28"/>
-                <w:szCs w:val="28"/>
+                <w:sz w:val="24"/>
+                <w:szCs w:val="24"/>
                 <w:lang w:val="en-US"/>
               </w:rPr>
               <w:t xml:space="preserve"> </w:t>
@@ -1596,8 +1559,8 @@
               <w:rPr>
                 <w:rFonts w:ascii="Times New Roman" w:hAnsi="Times New Roman"/>
                 <w:bCs/>
-                <w:sz w:val="28"/>
-                <w:szCs w:val="28"/>
+                <w:sz w:val="24"/>
+                <w:szCs w:val="24"/>
               </w:rPr>
               <w:t>переданного</w:t>
             </w:r>
@@ -1605,8 +1568,8 @@
               <w:rPr>
                 <w:rFonts w:ascii="Times New Roman" w:hAnsi="Times New Roman"/>
                 <w:bCs/>
-                <w:sz w:val="28"/>
-                <w:szCs w:val="28"/>
+                <w:sz w:val="24"/>
+                <w:szCs w:val="24"/>
                 <w:lang w:val="en-US"/>
               </w:rPr>
               <w:t xml:space="preserve"> </w:t>
@@ -1615,8 +1578,8 @@
               <w:rPr>
                 <w:rFonts w:ascii="Times New Roman" w:hAnsi="Times New Roman"/>
                 <w:bCs/>
-                <w:sz w:val="28"/>
-                <w:szCs w:val="28"/>
+                <w:sz w:val="24"/>
+                <w:szCs w:val="24"/>
               </w:rPr>
               <w:t>кода</w:t>
             </w:r>
@@ -1624,8 +1587,8 @@
               <w:rPr>
                 <w:rFonts w:ascii="Times New Roman" w:hAnsi="Times New Roman"/>
                 <w:bCs/>
-                <w:sz w:val="28"/>
-                <w:szCs w:val="28"/>
+                <w:sz w:val="24"/>
+                <w:szCs w:val="24"/>
                 <w:lang w:val="en-US"/>
               </w:rPr>
               <w:t xml:space="preserve"> (access, data-refresh, release, ticket-</w:t>
@@ -1636,8 +1599,8 @@
               <w:rPr>
                 <w:rFonts w:ascii="Times New Roman" w:hAnsi="Times New Roman"/>
                 <w:bCs/>
-                <w:sz w:val="28"/>
-                <w:szCs w:val="28"/>
+                <w:sz w:val="24"/>
+                <w:szCs w:val="24"/>
                 <w:lang w:val="en-US"/>
               </w:rPr>
               <w:t>wait,encoding</w:t>
@@ -1648,8 +1611,8 @@
               <w:rPr>
                 <w:rFonts w:ascii="Times New Roman" w:hAnsi="Times New Roman"/>
                 <w:bCs/>
-                <w:sz w:val="28"/>
-                <w:szCs w:val="28"/>
+                <w:sz w:val="24"/>
+                <w:szCs w:val="24"/>
                 <w:lang w:val="en-US"/>
               </w:rPr>
               <w:t xml:space="preserve">) </w:t>
@@ -1658,8 +1621,8 @@
               <w:rPr>
                 <w:rFonts w:ascii="Times New Roman" w:hAnsi="Times New Roman"/>
                 <w:bCs/>
-                <w:sz w:val="28"/>
-                <w:szCs w:val="28"/>
+                <w:sz w:val="24"/>
+                <w:szCs w:val="24"/>
               </w:rPr>
               <w:t>создаёт</w:t>
             </w:r>
@@ -1667,8 +1630,8 @@
               <w:rPr>
                 <w:rFonts w:ascii="Times New Roman" w:hAnsi="Times New Roman"/>
                 <w:bCs/>
-                <w:sz w:val="28"/>
-                <w:szCs w:val="28"/>
+                <w:sz w:val="24"/>
+                <w:szCs w:val="24"/>
                 <w:lang w:val="en-US"/>
               </w:rPr>
               <w:t xml:space="preserve"> </w:t>
@@ -1677,8 +1640,8 @@
               <w:rPr>
                 <w:rFonts w:ascii="Times New Roman" w:hAnsi="Times New Roman"/>
                 <w:bCs/>
-                <w:sz w:val="28"/>
-                <w:szCs w:val="28"/>
+                <w:sz w:val="24"/>
+                <w:szCs w:val="24"/>
               </w:rPr>
               <w:t>факт</w:t>
             </w:r>
@@ -1686,8 +1649,8 @@
               <w:rPr>
                 <w:rFonts w:ascii="Times New Roman" w:hAnsi="Times New Roman"/>
                 <w:bCs/>
-                <w:sz w:val="28"/>
-                <w:szCs w:val="28"/>
+                <w:sz w:val="24"/>
+                <w:szCs w:val="24"/>
                 <w:lang w:val="en-US"/>
               </w:rPr>
               <w:t xml:space="preserve"> support-case. </w:t>
@@ -1696,8 +1659,8 @@
               <w:rPr>
                 <w:rFonts w:ascii="Times New Roman" w:hAnsi="Times New Roman"/>
                 <w:bCs/>
-                <w:sz w:val="28"/>
-                <w:szCs w:val="28"/>
+                <w:sz w:val="24"/>
+                <w:szCs w:val="24"/>
               </w:rPr>
               <w:t>Некорректные значения помечаются предупреждением.</w:t>
             </w:r>
@@ -1707,16 +1670,16 @@
               <w:rPr>
                 <w:rFonts w:ascii="Times New Roman" w:hAnsi="Times New Roman"/>
                 <w:bCs/>
-                <w:sz w:val="28"/>
-                <w:szCs w:val="28"/>
-              </w:rPr>
-            </w:pPr>
-            <w:r>
-              <w:rPr>
-                <w:rFonts w:ascii="Times New Roman" w:hAnsi="Times New Roman"/>
-                <w:bCs/>
-                <w:sz w:val="28"/>
-                <w:szCs w:val="28"/>
+                <w:sz w:val="24"/>
+                <w:szCs w:val="24"/>
+              </w:rPr>
+            </w:pPr>
+            <w:r>
+              <w:rPr>
+                <w:rFonts w:ascii="Times New Roman" w:hAnsi="Times New Roman"/>
+                <w:bCs/>
+                <w:sz w:val="24"/>
+                <w:szCs w:val="24"/>
               </w:rPr>
               <w:t>4. Запускает (</w:t>
             </w:r>
@@ -1725,8 +1688,8 @@
               <w:rPr>
                 <w:rFonts w:ascii="Times New Roman" w:hAnsi="Times New Roman"/>
                 <w:bCs/>
-                <w:sz w:val="28"/>
-                <w:szCs w:val="28"/>
+                <w:sz w:val="24"/>
+                <w:szCs w:val="24"/>
               </w:rPr>
               <w:t>run</w:t>
             </w:r>
@@ -1735,8 +1698,8 @@
               <w:rPr>
                 <w:rFonts w:ascii="Times New Roman" w:hAnsi="Times New Roman"/>
                 <w:bCs/>
-                <w:sz w:val="28"/>
-                <w:szCs w:val="28"/>
+                <w:sz w:val="24"/>
+                <w:szCs w:val="24"/>
               </w:rPr>
               <w:t>) и выводит список фактов (</w:t>
             </w:r>
@@ -1745,8 +1708,8 @@
               <w:rPr>
                 <w:rFonts w:ascii="Times New Roman" w:hAnsi="Times New Roman"/>
                 <w:bCs/>
-                <w:sz w:val="28"/>
-                <w:szCs w:val="28"/>
+                <w:sz w:val="24"/>
+                <w:szCs w:val="24"/>
               </w:rPr>
               <w:t>facts</w:t>
             </w:r>
@@ -1755,8 +1718,8 @@
               <w:rPr>
                 <w:rFonts w:ascii="Times New Roman" w:hAnsi="Times New Roman"/>
                 <w:bCs/>
-                <w:sz w:val="28"/>
-                <w:szCs w:val="28"/>
+                <w:sz w:val="24"/>
+                <w:szCs w:val="24"/>
               </w:rPr>
               <w:t>) для аудита.</w:t>
             </w:r>
@@ -1766,16 +1729,16 @@
               <w:pStyle w:val="3"/>
               <w:rPr>
                 <w:rFonts w:ascii="Times New Roman" w:hAnsi="Times New Roman"/>
-                <w:sz w:val="28"/>
-                <w:szCs w:val="28"/>
+                <w:sz w:val="24"/>
+                <w:szCs w:val="24"/>
                 <w:lang w:val="ru-RU"/>
               </w:rPr>
             </w:pPr>
             <w:r>
               <w:rPr>
                 <w:rFonts w:ascii="Times New Roman" w:hAnsi="Times New Roman"/>
-                <w:sz w:val="28"/>
-                <w:szCs w:val="28"/>
+                <w:sz w:val="24"/>
+                <w:szCs w:val="24"/>
                 <w:lang w:val="ru-RU"/>
               </w:rPr>
               <w:t>Интеграция механизма логического вывода:</w:t>
@@ -1785,16 +1748,16 @@
             <w:pPr>
               <w:rPr>
                 <w:rFonts w:ascii="Times New Roman" w:hAnsi="Times New Roman"/>
-                <w:sz w:val="28"/>
-                <w:szCs w:val="28"/>
+                <w:sz w:val="24"/>
+                <w:szCs w:val="24"/>
                 <w:lang w:eastAsia="x-none"/>
               </w:rPr>
             </w:pPr>
             <w:r>
               <w:rPr>
                 <w:rFonts w:ascii="Times New Roman" w:hAnsi="Times New Roman"/>
-                <w:sz w:val="28"/>
-                <w:szCs w:val="28"/>
+                <w:sz w:val="24"/>
+                <w:szCs w:val="24"/>
                 <w:lang w:eastAsia="x-none"/>
               </w:rPr>
               <w:t xml:space="preserve">Интеграция механизма была реализована через </w:t>
@@ -1802,8 +1765,8 @@
             <w:r>
               <w:rPr>
                 <w:rFonts w:ascii="Times New Roman" w:hAnsi="Times New Roman"/>
-                <w:sz w:val="28"/>
-                <w:szCs w:val="28"/>
+                <w:sz w:val="24"/>
+                <w:szCs w:val="24"/>
                 <w:lang w:val="en-US" w:eastAsia="x-none"/>
               </w:rPr>
               <w:t>CLIPS</w:t>
@@ -1811,8 +1774,8 @@
             <w:r>
               <w:rPr>
                 <w:rFonts w:ascii="Times New Roman" w:hAnsi="Times New Roman"/>
-                <w:sz w:val="28"/>
-                <w:szCs w:val="28"/>
+                <w:sz w:val="24"/>
+                <w:szCs w:val="24"/>
                 <w:lang w:eastAsia="x-none"/>
               </w:rPr>
               <w:t xml:space="preserve">, для работы необходимо загрузить файл-скрипта командой </w:t>
@@ -1822,8 +1785,8 @@
                 <w:rFonts w:ascii="Times New Roman" w:hAnsi="Times New Roman"/>
                 <w:b/>
                 <w:bCs/>
-                <w:sz w:val="28"/>
-                <w:szCs w:val="28"/>
+                <w:sz w:val="24"/>
+                <w:szCs w:val="24"/>
                 <w:lang w:eastAsia="x-none"/>
               </w:rPr>
               <w:t>(</w:t>
@@ -1834,8 +1797,8 @@
                 <w:rFonts w:ascii="Times New Roman" w:hAnsi="Times New Roman"/>
                 <w:b/>
                 <w:bCs/>
-                <w:sz w:val="28"/>
-                <w:szCs w:val="28"/>
+                <w:sz w:val="24"/>
+                <w:szCs w:val="24"/>
                 <w:lang w:eastAsia="x-none"/>
               </w:rPr>
               <w:t>load</w:t>
@@ -1846,8 +1809,8 @@
                 <w:rFonts w:ascii="Times New Roman" w:hAnsi="Times New Roman"/>
                 <w:b/>
                 <w:bCs/>
-                <w:sz w:val="28"/>
-                <w:szCs w:val="28"/>
+                <w:sz w:val="24"/>
+                <w:szCs w:val="24"/>
                 <w:lang w:eastAsia="x-none"/>
               </w:rPr>
               <w:t xml:space="preserve"> "«путь до папки со </w:t>
@@ -1858,8 +1821,8 @@
                 <w:rFonts w:ascii="Times New Roman" w:hAnsi="Times New Roman"/>
                 <w:b/>
                 <w:bCs/>
-                <w:sz w:val="28"/>
-                <w:szCs w:val="28"/>
+                <w:sz w:val="24"/>
+                <w:szCs w:val="24"/>
                 <w:lang w:eastAsia="x-none"/>
               </w:rPr>
               <w:t>скриптом»\\</w:t>
@@ -1869,8 +1832,8 @@
                 <w:rFonts w:ascii="Times New Roman" w:hAnsi="Times New Roman"/>
                 <w:b/>
                 <w:bCs/>
-                <w:sz w:val="28"/>
-                <w:szCs w:val="28"/>
+                <w:sz w:val="24"/>
+                <w:szCs w:val="24"/>
                 <w:lang w:val="en-US" w:eastAsia="x-none"/>
               </w:rPr>
               <w:t>consult</w:t>
@@ -1881,8 +1844,8 @@
                 <w:rFonts w:ascii="Times New Roman" w:hAnsi="Times New Roman"/>
                 <w:b/>
                 <w:bCs/>
-                <w:sz w:val="28"/>
-                <w:szCs w:val="28"/>
+                <w:sz w:val="24"/>
+                <w:szCs w:val="24"/>
                 <w:lang w:eastAsia="x-none"/>
               </w:rPr>
               <w:t>_</w:t>
@@ -1892,8 +1855,8 @@
                 <w:rFonts w:ascii="Times New Roman" w:hAnsi="Times New Roman"/>
                 <w:b/>
                 <w:bCs/>
-                <w:sz w:val="28"/>
-                <w:szCs w:val="28"/>
+                <w:sz w:val="24"/>
+                <w:szCs w:val="24"/>
                 <w:lang w:val="en-US" w:eastAsia="x-none"/>
               </w:rPr>
               <w:t>helper</w:t>
@@ -1903,8 +1866,8 @@
                 <w:rFonts w:ascii="Times New Roman" w:hAnsi="Times New Roman"/>
                 <w:b/>
                 <w:bCs/>
-                <w:sz w:val="28"/>
-                <w:szCs w:val="28"/>
+                <w:sz w:val="24"/>
+                <w:szCs w:val="24"/>
                 <w:lang w:eastAsia="x-none"/>
               </w:rPr>
               <w:t>.</w:t>
@@ -1915,8 +1878,8 @@
                 <w:rFonts w:ascii="Times New Roman" w:hAnsi="Times New Roman"/>
                 <w:b/>
                 <w:bCs/>
-                <w:sz w:val="28"/>
-                <w:szCs w:val="28"/>
+                <w:sz w:val="24"/>
+                <w:szCs w:val="24"/>
                 <w:lang w:eastAsia="x-none"/>
               </w:rPr>
               <w:t>clp</w:t>
@@ -1927,8 +1890,8 @@
                 <w:rFonts w:ascii="Times New Roman" w:hAnsi="Times New Roman"/>
                 <w:b/>
                 <w:bCs/>
-                <w:sz w:val="28"/>
-                <w:szCs w:val="28"/>
+                <w:sz w:val="24"/>
+                <w:szCs w:val="24"/>
                 <w:lang w:eastAsia="x-none"/>
               </w:rPr>
               <w:t>")</w:t>
@@ -1936,8 +1899,8 @@
             <w:r>
               <w:rPr>
                 <w:rFonts w:ascii="Times New Roman" w:hAnsi="Times New Roman"/>
-                <w:sz w:val="28"/>
-                <w:szCs w:val="28"/>
+                <w:sz w:val="24"/>
+                <w:szCs w:val="24"/>
                 <w:lang w:eastAsia="x-none"/>
               </w:rPr>
               <w:t>, далее будут загружены шаблоны, правила, функции этого скрипта.</w:t>
@@ -1947,16 +1910,16 @@
             <w:pPr>
               <w:rPr>
                 <w:rFonts w:ascii="Times New Roman" w:hAnsi="Times New Roman"/>
-                <w:sz w:val="28"/>
-                <w:szCs w:val="28"/>
+                <w:sz w:val="24"/>
+                <w:szCs w:val="24"/>
                 <w:lang w:eastAsia="x-none"/>
               </w:rPr>
             </w:pPr>
             <w:r>
               <w:rPr>
                 <w:rFonts w:ascii="Times New Roman" w:hAnsi="Times New Roman"/>
-                <w:sz w:val="28"/>
-                <w:szCs w:val="28"/>
+                <w:sz w:val="24"/>
+                <w:szCs w:val="24"/>
                 <w:lang w:eastAsia="x-none"/>
               </w:rPr>
               <w:t>Для запуска сценария необходимо использовать команду (</w:t>
@@ -1964,8 +1927,8 @@
             <w:r>
               <w:rPr>
                 <w:rFonts w:ascii="Times New Roman" w:hAnsi="Times New Roman"/>
-                <w:sz w:val="28"/>
-                <w:szCs w:val="28"/>
+                <w:sz w:val="24"/>
+                <w:szCs w:val="24"/>
                 <w:lang w:val="en-US" w:eastAsia="x-none"/>
               </w:rPr>
               <w:t>run</w:t>
@@ -1973,8 +1936,8 @@
             <w:r>
               <w:rPr>
                 <w:rFonts w:ascii="Times New Roman" w:hAnsi="Times New Roman"/>
-                <w:sz w:val="28"/>
-                <w:szCs w:val="28"/>
+                <w:sz w:val="24"/>
+                <w:szCs w:val="24"/>
                 <w:lang w:eastAsia="x-none"/>
               </w:rPr>
               <w:t>-</w:t>
@@ -1982,8 +1945,8 @@
             <w:r>
               <w:rPr>
                 <w:rFonts w:ascii="Times New Roman" w:hAnsi="Times New Roman"/>
-                <w:sz w:val="28"/>
-                <w:szCs w:val="28"/>
+                <w:sz w:val="24"/>
+                <w:szCs w:val="24"/>
                 <w:lang w:val="en-US" w:eastAsia="x-none"/>
               </w:rPr>
               <w:t>scenario</w:t>
@@ -1991,8 +1954,8 @@
             <w:r>
               <w:rPr>
                 <w:rFonts w:ascii="Times New Roman" w:hAnsi="Times New Roman"/>
-                <w:sz w:val="28"/>
-                <w:szCs w:val="28"/>
+                <w:sz w:val="24"/>
+                <w:szCs w:val="24"/>
                 <w:lang w:eastAsia="x-none"/>
               </w:rPr>
               <w:t xml:space="preserve"> «</w:t>
@@ -2002,8 +1965,8 @@
                 <w:rFonts w:ascii="Times New Roman" w:hAnsi="Times New Roman"/>
                 <w:b/>
                 <w:bCs/>
-                <w:sz w:val="28"/>
-                <w:szCs w:val="28"/>
+                <w:sz w:val="24"/>
+                <w:szCs w:val="24"/>
                 <w:lang w:eastAsia="x-none"/>
               </w:rPr>
               <w:t>кейс</w:t>
@@ -2011,8 +1974,8 @@
             <w:r>
               <w:rPr>
                 <w:rFonts w:ascii="Times New Roman" w:hAnsi="Times New Roman"/>
-                <w:sz w:val="28"/>
-                <w:szCs w:val="28"/>
+                <w:sz w:val="24"/>
+                <w:szCs w:val="24"/>
                 <w:lang w:eastAsia="x-none"/>
               </w:rPr>
               <w:t>»), например (</w:t>
@@ -2020,8 +1983,8 @@
             <w:r>
               <w:rPr>
                 <w:rFonts w:ascii="Times New Roman" w:hAnsi="Times New Roman"/>
-                <w:sz w:val="28"/>
-                <w:szCs w:val="28"/>
+                <w:sz w:val="24"/>
+                <w:szCs w:val="24"/>
                 <w:lang w:val="en-US" w:eastAsia="x-none"/>
               </w:rPr>
               <w:t>run</w:t>
@@ -2029,8 +1992,8 @@
             <w:r>
               <w:rPr>
                 <w:rFonts w:ascii="Times New Roman" w:hAnsi="Times New Roman"/>
-                <w:sz w:val="28"/>
-                <w:szCs w:val="28"/>
+                <w:sz w:val="24"/>
+                <w:szCs w:val="24"/>
                 <w:lang w:eastAsia="x-none"/>
               </w:rPr>
               <w:t>-</w:t>
@@ -2038,8 +2001,8 @@
             <w:r>
               <w:rPr>
                 <w:rFonts w:ascii="Times New Roman" w:hAnsi="Times New Roman"/>
-                <w:sz w:val="28"/>
-                <w:szCs w:val="28"/>
+                <w:sz w:val="24"/>
+                <w:szCs w:val="24"/>
                 <w:lang w:val="en-US" w:eastAsia="x-none"/>
               </w:rPr>
               <w:t>scenario</w:t>
@@ -2047,8 +2010,8 @@
             <w:r>
               <w:rPr>
                 <w:rFonts w:ascii="Times New Roman" w:hAnsi="Times New Roman"/>
-                <w:sz w:val="28"/>
-                <w:szCs w:val="28"/>
+                <w:sz w:val="24"/>
+                <w:szCs w:val="24"/>
                 <w:lang w:eastAsia="x-none"/>
               </w:rPr>
               <w:t xml:space="preserve"> </w:t>
@@ -2056,8 +2019,8 @@
             <w:r>
               <w:rPr>
                 <w:rFonts w:ascii="Times New Roman" w:hAnsi="Times New Roman"/>
-                <w:sz w:val="28"/>
-                <w:szCs w:val="28"/>
+                <w:sz w:val="24"/>
+                <w:szCs w:val="24"/>
                 <w:lang w:val="en-US" w:eastAsia="x-none"/>
               </w:rPr>
               <w:t>access</w:t>
@@ -2065,8 +2028,8 @@
             <w:r>
               <w:rPr>
                 <w:rFonts w:ascii="Times New Roman" w:hAnsi="Times New Roman"/>
-                <w:sz w:val="28"/>
-                <w:szCs w:val="28"/>
+                <w:sz w:val="24"/>
+                <w:szCs w:val="24"/>
                 <w:lang w:eastAsia="x-none"/>
               </w:rPr>
               <w:t>), после ввода происходит очистка памяти и выводятся рекомендации и правила по данному кейсу.</w:t>
@@ -2076,18 +2039,19 @@
             <w:pPr>
               <w:rPr>
                 <w:rFonts w:ascii="Times New Roman" w:hAnsi="Times New Roman"/>
-                <w:sz w:val="28"/>
-                <w:szCs w:val="28"/>
+                <w:sz w:val="24"/>
+                <w:szCs w:val="24"/>
                 <w:lang w:eastAsia="x-none"/>
               </w:rPr>
             </w:pPr>
             <w:r>
               <w:rPr>
                 <w:rFonts w:ascii="Times New Roman" w:hAnsi="Times New Roman"/>
-                <w:sz w:val="28"/>
-                <w:szCs w:val="28"/>
+                <w:sz w:val="24"/>
+                <w:szCs w:val="24"/>
                 <w:lang w:eastAsia="x-none"/>
               </w:rPr>
+              <w:lastRenderedPageBreak/>
               <w:t>Выглядит следующим образом:</w:t>
             </w:r>
           </w:p>
@@ -2096,16 +2060,16 @@
               <w:keepNext/>
               <w:rPr>
                 <w:rFonts w:ascii="Times New Roman" w:hAnsi="Times New Roman"/>
-                <w:sz w:val="28"/>
-                <w:szCs w:val="28"/>
+                <w:sz w:val="24"/>
+                <w:szCs w:val="24"/>
               </w:rPr>
             </w:pPr>
             <w:r>
               <w:rPr>
                 <w:rFonts w:ascii="Times New Roman" w:hAnsi="Times New Roman"/>
                 <w:noProof/>
-                <w:sz w:val="28"/>
-                <w:szCs w:val="28"/>
+                <w:sz w:val="24"/>
+                <w:szCs w:val="24"/>
                 <w:lang w:eastAsia="x-none"/>
               </w:rPr>
               <w:drawing>
@@ -2157,8 +2121,8 @@
               <w:rPr>
                 <w:rFonts w:ascii="Times New Roman" w:hAnsi="Times New Roman"/>
                 <w:color w:val="auto"/>
-                <w:sz w:val="28"/>
-                <w:szCs w:val="28"/>
+                <w:sz w:val="24"/>
+                <w:szCs w:val="24"/>
                 <w:lang w:eastAsia="x-none"/>
               </w:rPr>
             </w:pPr>
@@ -2166,8 +2130,8 @@
               <w:rPr>
                 <w:rFonts w:ascii="Times New Roman" w:hAnsi="Times New Roman"/>
                 <w:color w:val="auto"/>
-                <w:sz w:val="28"/>
-                <w:szCs w:val="28"/>
+                <w:sz w:val="24"/>
+                <w:szCs w:val="24"/>
               </w:rPr>
               <w:t xml:space="preserve">Рисунок </w:t>
             </w:r>
@@ -2175,8 +2139,8 @@
               <w:rPr>
                 <w:rFonts w:ascii="Times New Roman" w:hAnsi="Times New Roman"/>
                 <w:color w:val="auto"/>
-                <w:sz w:val="28"/>
-                <w:szCs w:val="28"/>
+                <w:sz w:val="24"/>
+                <w:szCs w:val="24"/>
               </w:rPr>
               <w:fldChar w:fldCharType="begin"/>
             </w:r>
@@ -2184,8 +2148,8 @@
               <w:rPr>
                 <w:rFonts w:ascii="Times New Roman" w:hAnsi="Times New Roman"/>
                 <w:color w:val="auto"/>
-                <w:sz w:val="28"/>
-                <w:szCs w:val="28"/>
+                <w:sz w:val="24"/>
+                <w:szCs w:val="24"/>
               </w:rPr>
               <w:instrText xml:space="preserve"> SEQ Рисунок \* ARABIC </w:instrText>
             </w:r>
@@ -2193,8 +2157,8 @@
               <w:rPr>
                 <w:rFonts w:ascii="Times New Roman" w:hAnsi="Times New Roman"/>
                 <w:color w:val="auto"/>
-                <w:sz w:val="28"/>
-                <w:szCs w:val="28"/>
+                <w:sz w:val="24"/>
+                <w:szCs w:val="24"/>
               </w:rPr>
               <w:fldChar w:fldCharType="separate"/>
             </w:r>
@@ -2203,8 +2167,8 @@
                 <w:rFonts w:ascii="Times New Roman" w:hAnsi="Times New Roman"/>
                 <w:noProof/>
                 <w:color w:val="auto"/>
-                <w:sz w:val="28"/>
-                <w:szCs w:val="28"/>
+                <w:sz w:val="24"/>
+                <w:szCs w:val="24"/>
               </w:rPr>
               <w:t>1</w:t>
             </w:r>
@@ -2212,8 +2176,8 @@
               <w:rPr>
                 <w:rFonts w:ascii="Times New Roman" w:hAnsi="Times New Roman"/>
                 <w:color w:val="auto"/>
-                <w:sz w:val="28"/>
-                <w:szCs w:val="28"/>
+                <w:sz w:val="24"/>
+                <w:szCs w:val="24"/>
               </w:rPr>
               <w:fldChar w:fldCharType="end"/>
             </w:r>
@@ -2221,8 +2185,8 @@
               <w:rPr>
                 <w:rFonts w:ascii="Times New Roman" w:hAnsi="Times New Roman"/>
                 <w:color w:val="auto"/>
-                <w:sz w:val="28"/>
-                <w:szCs w:val="28"/>
+                <w:sz w:val="24"/>
+                <w:szCs w:val="24"/>
               </w:rPr>
               <w:t xml:space="preserve"> - Вызов кейса </w:t>
             </w:r>
@@ -2230,8 +2194,8 @@
               <w:rPr>
                 <w:rFonts w:ascii="Times New Roman" w:hAnsi="Times New Roman"/>
                 <w:color w:val="auto"/>
-                <w:sz w:val="28"/>
-                <w:szCs w:val="28"/>
+                <w:sz w:val="24"/>
+                <w:szCs w:val="24"/>
                 <w:lang w:val="en-US"/>
               </w:rPr>
               <w:t>access</w:t>
@@ -2241,8 +2205,8 @@
             <w:pPr>
               <w:rPr>
                 <w:rFonts w:ascii="Times New Roman" w:hAnsi="Times New Roman"/>
-                <w:sz w:val="28"/>
-                <w:szCs w:val="28"/>
+                <w:sz w:val="24"/>
+                <w:szCs w:val="24"/>
                 <w:lang w:eastAsia="x-none"/>
               </w:rPr>
             </w:pPr>
@@ -2251,8 +2215,8 @@
                 <w:rFonts w:ascii="Times New Roman" w:hAnsi="Times New Roman"/>
                 <w:b/>
                 <w:bCs/>
-                <w:sz w:val="28"/>
-                <w:szCs w:val="28"/>
+                <w:sz w:val="24"/>
+                <w:szCs w:val="24"/>
               </w:rPr>
               <w:t>Те</w:t>
             </w:r>
@@ -2261,8 +2225,8 @@
                 <w:rFonts w:ascii="Times New Roman" w:hAnsi="Times New Roman"/>
                 <w:b/>
                 <w:bCs/>
-                <w:sz w:val="28"/>
-                <w:szCs w:val="28"/>
+                <w:sz w:val="24"/>
+                <w:szCs w:val="24"/>
                 <w:lang w:eastAsia="x-none"/>
               </w:rPr>
               <w:t>стирование</w:t>
@@ -2270,8 +2234,8 @@
             <w:r>
               <w:rPr>
                 <w:rFonts w:ascii="Times New Roman" w:hAnsi="Times New Roman"/>
-                <w:sz w:val="28"/>
-                <w:szCs w:val="28"/>
+                <w:sz w:val="24"/>
+                <w:szCs w:val="24"/>
                 <w:lang w:eastAsia="x-none"/>
               </w:rPr>
               <w:t>:</w:t>
@@ -2281,16 +2245,16 @@
             <w:pPr>
               <w:rPr>
                 <w:rFonts w:ascii="Times New Roman" w:hAnsi="Times New Roman"/>
-                <w:sz w:val="28"/>
-                <w:szCs w:val="28"/>
+                <w:sz w:val="24"/>
+                <w:szCs w:val="24"/>
                 <w:lang w:eastAsia="x-none"/>
               </w:rPr>
             </w:pPr>
             <w:r>
               <w:rPr>
                 <w:rFonts w:ascii="Times New Roman" w:hAnsi="Times New Roman"/>
-                <w:sz w:val="28"/>
-                <w:szCs w:val="28"/>
+                <w:sz w:val="24"/>
+                <w:szCs w:val="24"/>
                 <w:lang w:eastAsia="x-none"/>
               </w:rPr>
               <w:t>В рамках тестирования я провел запуск каждой команды и сравнил с ожидаемым результатом вывода:</w:t>
@@ -2317,16 +2281,16 @@
                   <w:pPr>
                     <w:rPr>
                       <w:rFonts w:ascii="Times New Roman" w:hAnsi="Times New Roman"/>
-                      <w:sz w:val="28"/>
-                      <w:szCs w:val="28"/>
+                      <w:sz w:val="24"/>
+                      <w:szCs w:val="24"/>
                       <w:lang w:eastAsia="x-none"/>
                     </w:rPr>
                   </w:pPr>
                   <w:r>
                     <w:rPr>
                       <w:rFonts w:ascii="Times New Roman" w:hAnsi="Times New Roman"/>
-                      <w:sz w:val="28"/>
-                      <w:szCs w:val="28"/>
+                      <w:sz w:val="24"/>
+                      <w:szCs w:val="24"/>
                       <w:lang w:eastAsia="x-none"/>
                     </w:rPr>
                     <w:t>№ Тестирования</w:t>
@@ -2341,16 +2305,16 @@
                   <w:pPr>
                     <w:rPr>
                       <w:rFonts w:ascii="Times New Roman" w:hAnsi="Times New Roman"/>
-                      <w:sz w:val="28"/>
-                      <w:szCs w:val="28"/>
+                      <w:sz w:val="24"/>
+                      <w:szCs w:val="24"/>
                       <w:lang w:eastAsia="x-none"/>
                     </w:rPr>
                   </w:pPr>
                   <w:r>
                     <w:rPr>
                       <w:rFonts w:ascii="Times New Roman" w:hAnsi="Times New Roman"/>
-                      <w:sz w:val="28"/>
-                      <w:szCs w:val="28"/>
+                      <w:sz w:val="24"/>
+                      <w:szCs w:val="24"/>
                       <w:lang w:eastAsia="x-none"/>
                     </w:rPr>
                     <w:t>Входной кейс</w:t>
@@ -2365,16 +2329,16 @@
                   <w:pPr>
                     <w:rPr>
                       <w:rFonts w:ascii="Times New Roman" w:hAnsi="Times New Roman"/>
-                      <w:sz w:val="28"/>
-                      <w:szCs w:val="28"/>
+                      <w:sz w:val="24"/>
+                      <w:szCs w:val="24"/>
                       <w:lang w:eastAsia="x-none"/>
                     </w:rPr>
                   </w:pPr>
                   <w:r>
                     <w:rPr>
                       <w:rFonts w:ascii="Times New Roman" w:hAnsi="Times New Roman"/>
-                      <w:sz w:val="28"/>
-                      <w:szCs w:val="28"/>
+                      <w:sz w:val="24"/>
+                      <w:szCs w:val="24"/>
                       <w:lang w:eastAsia="x-none"/>
                     </w:rPr>
                     <w:t>Ожидаемый результат</w:t>
@@ -2389,16 +2353,16 @@
                   <w:pPr>
                     <w:rPr>
                       <w:rFonts w:ascii="Times New Roman" w:hAnsi="Times New Roman"/>
-                      <w:sz w:val="28"/>
-                      <w:szCs w:val="28"/>
+                      <w:sz w:val="24"/>
+                      <w:szCs w:val="24"/>
                       <w:lang w:eastAsia="x-none"/>
                     </w:rPr>
                   </w:pPr>
                   <w:r>
                     <w:rPr>
                       <w:rFonts w:ascii="Times New Roman" w:hAnsi="Times New Roman"/>
-                      <w:sz w:val="28"/>
-                      <w:szCs w:val="28"/>
+                      <w:sz w:val="24"/>
+                      <w:szCs w:val="24"/>
                       <w:lang w:eastAsia="x-none"/>
                     </w:rPr>
                     <w:t>Фактический результат</w:t>
@@ -2415,16 +2379,16 @@
                   <w:pPr>
                     <w:rPr>
                       <w:rFonts w:ascii="Times New Roman" w:hAnsi="Times New Roman"/>
-                      <w:sz w:val="28"/>
-                      <w:szCs w:val="28"/>
+                      <w:sz w:val="24"/>
+                      <w:szCs w:val="24"/>
                       <w:lang w:eastAsia="x-none"/>
                     </w:rPr>
                   </w:pPr>
                   <w:r>
                     <w:rPr>
                       <w:rFonts w:ascii="Times New Roman" w:hAnsi="Times New Roman"/>
-                      <w:sz w:val="28"/>
-                      <w:szCs w:val="28"/>
+                      <w:sz w:val="24"/>
+                      <w:szCs w:val="24"/>
                       <w:lang w:eastAsia="x-none"/>
                     </w:rPr>
                     <w:t>1</w:t>
@@ -2439,16 +2403,16 @@
                   <w:pPr>
                     <w:rPr>
                       <w:rFonts w:ascii="Times New Roman" w:hAnsi="Times New Roman"/>
-                      <w:sz w:val="28"/>
-                      <w:szCs w:val="28"/>
+                      <w:sz w:val="24"/>
+                      <w:szCs w:val="24"/>
                       <w:lang w:eastAsia="x-none"/>
                     </w:rPr>
                   </w:pPr>
                   <w:r>
                     <w:rPr>
                       <w:rFonts w:ascii="Times New Roman" w:hAnsi="Times New Roman"/>
-                      <w:sz w:val="28"/>
-                      <w:szCs w:val="28"/>
+                      <w:sz w:val="24"/>
+                      <w:szCs w:val="24"/>
                       <w:lang w:eastAsia="x-none"/>
                     </w:rPr>
                     <w:t>(</w:t>
@@ -2457,8 +2421,8 @@
                   <w:r>
                     <w:rPr>
                       <w:rFonts w:ascii="Times New Roman" w:hAnsi="Times New Roman"/>
-                      <w:sz w:val="28"/>
-                      <w:szCs w:val="28"/>
+                      <w:sz w:val="24"/>
+                      <w:szCs w:val="24"/>
                       <w:lang w:eastAsia="x-none"/>
                     </w:rPr>
                     <w:t>run-scenario</w:t>
@@ -2467,8 +2431,8 @@
                   <w:r>
                     <w:rPr>
                       <w:rFonts w:ascii="Times New Roman" w:hAnsi="Times New Roman"/>
-                      <w:sz w:val="28"/>
-                      <w:szCs w:val="28"/>
+                      <w:sz w:val="24"/>
+                      <w:szCs w:val="24"/>
                       <w:lang w:eastAsia="x-none"/>
                     </w:rPr>
                     <w:t xml:space="preserve"> </w:t>
@@ -2477,8 +2441,8 @@
                   <w:r>
                     <w:rPr>
                       <w:rFonts w:ascii="Times New Roman" w:hAnsi="Times New Roman"/>
-                      <w:sz w:val="28"/>
-                      <w:szCs w:val="28"/>
+                      <w:sz w:val="24"/>
+                      <w:szCs w:val="24"/>
                       <w:lang w:eastAsia="x-none"/>
                     </w:rPr>
                     <w:t>access</w:t>
@@ -2487,8 +2451,8 @@
                   <w:r>
                     <w:rPr>
                       <w:rFonts w:ascii="Times New Roman" w:hAnsi="Times New Roman"/>
-                      <w:sz w:val="28"/>
-                      <w:szCs w:val="28"/>
+                      <w:sz w:val="24"/>
+                      <w:szCs w:val="24"/>
                       <w:lang w:eastAsia="x-none"/>
                     </w:rPr>
                     <w:t>)</w:t>
@@ -2503,16 +2467,16 @@
                   <w:pPr>
                     <w:rPr>
                       <w:rFonts w:ascii="Times New Roman" w:hAnsi="Times New Roman"/>
-                      <w:sz w:val="28"/>
-                      <w:szCs w:val="28"/>
+                      <w:sz w:val="24"/>
+                      <w:szCs w:val="24"/>
                       <w:lang w:eastAsia="x-none"/>
                     </w:rPr>
                   </w:pPr>
                   <w:r>
                     <w:rPr>
                       <w:rFonts w:ascii="Times New Roman" w:hAnsi="Times New Roman"/>
-                      <w:sz w:val="28"/>
-                      <w:szCs w:val="28"/>
+                      <w:sz w:val="24"/>
+                      <w:szCs w:val="24"/>
                       <w:lang w:eastAsia="x-none"/>
                     </w:rPr>
                     <w:t xml:space="preserve">Вывод данных </w:t>
@@ -2520,8 +2484,8 @@
                   <w:r>
                     <w:rPr>
                       <w:rFonts w:ascii="Times New Roman" w:hAnsi="Times New Roman"/>
-                      <w:sz w:val="28"/>
-                      <w:szCs w:val="28"/>
+                      <w:sz w:val="24"/>
+                      <w:szCs w:val="24"/>
                       <w:lang w:eastAsia="x-none"/>
                     </w:rPr>
                     <w:t xml:space="preserve">из категории </w:t>
@@ -2530,8 +2494,8 @@
                   <w:r>
                     <w:rPr>
                       <w:rFonts w:ascii="Times New Roman" w:hAnsi="Times New Roman"/>
-                      <w:sz w:val="28"/>
-                      <w:szCs w:val="28"/>
+                      <w:sz w:val="24"/>
+                      <w:szCs w:val="24"/>
                       <w:lang w:eastAsia="x-none"/>
                     </w:rPr>
                     <w:t>Access</w:t>
@@ -2540,8 +2504,8 @@
                   <w:r>
                     <w:rPr>
                       <w:rFonts w:ascii="Times New Roman" w:hAnsi="Times New Roman"/>
-                      <w:sz w:val="28"/>
-                      <w:szCs w:val="28"/>
+                      <w:sz w:val="24"/>
+                      <w:szCs w:val="24"/>
                       <w:lang w:eastAsia="x-none"/>
                     </w:rPr>
                     <w:t xml:space="preserve"> </w:t>
@@ -2550,8 +2514,8 @@
                   <w:r>
                     <w:rPr>
                       <w:rFonts w:ascii="Times New Roman" w:hAnsi="Times New Roman"/>
-                      <w:sz w:val="28"/>
-                      <w:szCs w:val="28"/>
+                      <w:sz w:val="24"/>
+                      <w:szCs w:val="24"/>
                       <w:lang w:eastAsia="x-none"/>
                     </w:rPr>
                     <w:t>management</w:t>
@@ -2567,37 +2531,19 @@
                   <w:pPr>
                     <w:rPr>
                       <w:rFonts w:ascii="Times New Roman" w:hAnsi="Times New Roman"/>
-                      <w:sz w:val="28"/>
-                      <w:szCs w:val="28"/>
+                      <w:sz w:val="24"/>
+                      <w:szCs w:val="24"/>
                       <w:lang w:eastAsia="x-none"/>
                     </w:rPr>
                   </w:pPr>
                   <w:r>
                     <w:rPr>
                       <w:rFonts w:ascii="Times New Roman" w:hAnsi="Times New Roman"/>
-                      <w:sz w:val="28"/>
-                      <w:szCs w:val="28"/>
-                      <w:lang w:eastAsia="x-none"/>
-                    </w:rPr>
-                    <w:t xml:space="preserve">После запуска появляется `[EXPLAIN] …` и </w:t>
-                  </w:r>
-                  <w:r>
-                    <w:rPr>
-                      <w:rFonts w:ascii="Times New Roman" w:hAnsi="Times New Roman"/>
-                      <w:sz w:val="28"/>
-                      <w:szCs w:val="28"/>
-                      <w:lang w:eastAsia="x-none"/>
-                    </w:rPr>
-                    <w:t>информация</w:t>
-                  </w:r>
-                  <w:r>
-                    <w:rPr>
-                      <w:rFonts w:ascii="Times New Roman" w:hAnsi="Times New Roman"/>
-                      <w:sz w:val="28"/>
-                      <w:szCs w:val="28"/>
-                      <w:lang w:eastAsia="x-none"/>
-                    </w:rPr>
-                    <w:t xml:space="preserve"> с инструкцией по выдаче доступа</w:t>
+                      <w:sz w:val="24"/>
+                      <w:szCs w:val="24"/>
+                      <w:lang w:eastAsia="x-none"/>
+                    </w:rPr>
+                    <w:t>После запуска появляется `[EXPLAIN] …` и информация с инструкцией по выдаче доступа</w:t>
                   </w:r>
                 </w:p>
               </w:tc>
@@ -2611,16 +2557,16 @@
                   <w:pPr>
                     <w:rPr>
                       <w:rFonts w:ascii="Times New Roman" w:hAnsi="Times New Roman"/>
-                      <w:sz w:val="28"/>
-                      <w:szCs w:val="28"/>
+                      <w:sz w:val="24"/>
+                      <w:szCs w:val="24"/>
                       <w:lang w:eastAsia="x-none"/>
                     </w:rPr>
                   </w:pPr>
                   <w:r>
                     <w:rPr>
                       <w:rFonts w:ascii="Times New Roman" w:hAnsi="Times New Roman"/>
-                      <w:sz w:val="28"/>
-                      <w:szCs w:val="28"/>
+                      <w:sz w:val="24"/>
+                      <w:szCs w:val="24"/>
                       <w:lang w:eastAsia="x-none"/>
                     </w:rPr>
                     <w:t>2</w:t>
@@ -2636,16 +2582,16 @@
                   <w:pPr>
                     <w:rPr>
                       <w:rFonts w:ascii="Times New Roman" w:hAnsi="Times New Roman"/>
-                      <w:sz w:val="28"/>
-                      <w:szCs w:val="28"/>
+                      <w:sz w:val="24"/>
+                      <w:szCs w:val="24"/>
                       <w:lang w:eastAsia="x-none"/>
                     </w:rPr>
                   </w:pPr>
                   <w:r>
                     <w:rPr>
                       <w:rFonts w:ascii="Times New Roman" w:hAnsi="Times New Roman"/>
-                      <w:sz w:val="28"/>
-                      <w:szCs w:val="28"/>
+                      <w:sz w:val="24"/>
+                      <w:szCs w:val="24"/>
                       <w:lang w:eastAsia="x-none"/>
                     </w:rPr>
                     <w:t>(</w:t>
@@ -2654,27 +2600,18 @@
                   <w:r>
                     <w:rPr>
                       <w:rFonts w:ascii="Times New Roman" w:hAnsi="Times New Roman"/>
-                      <w:sz w:val="28"/>
-                      <w:szCs w:val="28"/>
-                      <w:lang w:eastAsia="x-none"/>
-                    </w:rPr>
-                    <w:t>run-</w:t>
-                  </w:r>
-                  <w:r>
-                    <w:rPr>
-                      <w:rFonts w:ascii="Times New Roman" w:hAnsi="Times New Roman"/>
-                      <w:sz w:val="28"/>
-                      <w:szCs w:val="28"/>
-                      <w:lang w:eastAsia="x-none"/>
-                    </w:rPr>
-                    <w:t>scenario</w:t>
+                      <w:sz w:val="24"/>
+                      <w:szCs w:val="24"/>
+                      <w:lang w:eastAsia="x-none"/>
+                    </w:rPr>
+                    <w:t>run-scenario</w:t>
                   </w:r>
                   <w:proofErr w:type="spellEnd"/>
                   <w:r>
                     <w:rPr>
                       <w:rFonts w:ascii="Times New Roman" w:hAnsi="Times New Roman"/>
-                      <w:sz w:val="28"/>
-                      <w:szCs w:val="28"/>
+                      <w:sz w:val="24"/>
+                      <w:szCs w:val="24"/>
                       <w:lang w:eastAsia="x-none"/>
                     </w:rPr>
                     <w:t xml:space="preserve"> </w:t>
@@ -2683,8 +2620,8 @@
                   <w:r>
                     <w:rPr>
                       <w:rFonts w:ascii="Times New Roman" w:hAnsi="Times New Roman"/>
-                      <w:sz w:val="28"/>
-                      <w:szCs w:val="28"/>
+                      <w:sz w:val="24"/>
+                      <w:szCs w:val="24"/>
                       <w:lang w:eastAsia="x-none"/>
                     </w:rPr>
                     <w:t>data-refresh</w:t>
@@ -2693,8 +2630,8 @@
                   <w:r>
                     <w:rPr>
                       <w:rFonts w:ascii="Times New Roman" w:hAnsi="Times New Roman"/>
-                      <w:sz w:val="28"/>
-                      <w:szCs w:val="28"/>
+                      <w:sz w:val="24"/>
+                      <w:szCs w:val="24"/>
                       <w:lang w:eastAsia="x-none"/>
                     </w:rPr>
                     <w:t>)</w:t>
@@ -2704,8 +2641,8 @@
                   <w:pPr>
                     <w:rPr>
                       <w:rFonts w:ascii="Times New Roman" w:hAnsi="Times New Roman"/>
-                      <w:sz w:val="28"/>
-                      <w:szCs w:val="28"/>
+                      <w:sz w:val="24"/>
+                      <w:szCs w:val="24"/>
                       <w:lang w:eastAsia="x-none"/>
                     </w:rPr>
                   </w:pPr>
@@ -2719,16 +2656,16 @@
                   <w:pPr>
                     <w:rPr>
                       <w:rFonts w:ascii="Times New Roman" w:hAnsi="Times New Roman"/>
-                      <w:sz w:val="28"/>
-                      <w:szCs w:val="28"/>
+                      <w:sz w:val="24"/>
+                      <w:szCs w:val="24"/>
                       <w:lang w:eastAsia="x-none"/>
                     </w:rPr>
                   </w:pPr>
                   <w:r>
                     <w:rPr>
                       <w:rFonts w:ascii="Times New Roman" w:hAnsi="Times New Roman"/>
-                      <w:sz w:val="28"/>
-                      <w:szCs w:val="28"/>
+                      <w:sz w:val="24"/>
+                      <w:szCs w:val="24"/>
                       <w:lang w:eastAsia="x-none"/>
                     </w:rPr>
                     <w:t xml:space="preserve">Вывод данных из категории </w:t>
@@ -2737,8 +2674,8 @@
                   <w:r>
                     <w:rPr>
                       <w:rFonts w:ascii="Times New Roman" w:hAnsi="Times New Roman"/>
-                      <w:sz w:val="28"/>
-                      <w:szCs w:val="28"/>
+                      <w:sz w:val="24"/>
+                      <w:szCs w:val="24"/>
                       <w:lang w:eastAsia="x-none"/>
                     </w:rPr>
                     <w:t>Data</w:t>
@@ -2747,8 +2684,8 @@
                   <w:r>
                     <w:rPr>
                       <w:rFonts w:ascii="Times New Roman" w:hAnsi="Times New Roman"/>
-                      <w:sz w:val="28"/>
-                      <w:szCs w:val="28"/>
+                      <w:sz w:val="24"/>
+                      <w:szCs w:val="24"/>
                       <w:lang w:eastAsia="x-none"/>
                     </w:rPr>
                     <w:t xml:space="preserve"> </w:t>
@@ -2757,8 +2694,8 @@
                   <w:r>
                     <w:rPr>
                       <w:rFonts w:ascii="Times New Roman" w:hAnsi="Times New Roman"/>
-                      <w:sz w:val="28"/>
-                      <w:szCs w:val="28"/>
+                      <w:sz w:val="24"/>
+                      <w:szCs w:val="24"/>
                       <w:lang w:eastAsia="x-none"/>
                     </w:rPr>
                     <w:t>refresh</w:t>
@@ -2774,47 +2711,19 @@
                   <w:pPr>
                     <w:rPr>
                       <w:rFonts w:ascii="Times New Roman" w:hAnsi="Times New Roman"/>
-                      <w:sz w:val="28"/>
-                      <w:szCs w:val="28"/>
+                      <w:sz w:val="24"/>
+                      <w:szCs w:val="24"/>
                       <w:lang w:eastAsia="x-none"/>
                     </w:rPr>
                   </w:pPr>
                   <w:r>
                     <w:rPr>
                       <w:rFonts w:ascii="Times New Roman" w:hAnsi="Times New Roman"/>
-                      <w:sz w:val="28"/>
-                      <w:szCs w:val="28"/>
-                      <w:lang w:eastAsia="x-none"/>
-                    </w:rPr>
-                    <w:t xml:space="preserve">После запуска появляется `[EXPLAIN] …` </w:t>
-                  </w:r>
-                  <w:r>
-                    <w:rPr>
-                      <w:rFonts w:ascii="Times New Roman" w:hAnsi="Times New Roman"/>
-                      <w:sz w:val="28"/>
-                      <w:szCs w:val="28"/>
-                      <w:lang w:eastAsia="x-none"/>
-                    </w:rPr>
-                    <w:lastRenderedPageBreak/>
-                    <w:t xml:space="preserve">и </w:t>
-                  </w:r>
-                  <w:r>
-                    <w:rPr>
-                      <w:rFonts w:ascii="Times New Roman" w:hAnsi="Times New Roman"/>
-                      <w:sz w:val="28"/>
-                      <w:szCs w:val="28"/>
-                      <w:lang w:eastAsia="x-none"/>
-                    </w:rPr>
-                    <w:t>информация</w:t>
-                  </w:r>
-                  <w:r>
-                    <w:rPr>
-                      <w:rFonts w:ascii="Times New Roman" w:hAnsi="Times New Roman"/>
-                      <w:sz w:val="28"/>
-                      <w:szCs w:val="28"/>
-                      <w:lang w:eastAsia="x-none"/>
-                    </w:rPr>
-                    <w:t xml:space="preserve"> по решению ошибки, связанной с обновлением данных</w:t>
+                      <w:sz w:val="24"/>
+                      <w:szCs w:val="24"/>
+                      <w:lang w:eastAsia="x-none"/>
+                    </w:rPr>
+                    <w:t>После запуска появляется `[EXPLAIN] …` и информация по решению ошибки, связанной с обновлением данных</w:t>
                   </w:r>
                 </w:p>
               </w:tc>
@@ -2828,19 +2737,18 @@
                   <w:pPr>
                     <w:rPr>
                       <w:rFonts w:ascii="Times New Roman" w:hAnsi="Times New Roman"/>
-                      <w:sz w:val="28"/>
-                      <w:szCs w:val="28"/>
+                      <w:sz w:val="24"/>
+                      <w:szCs w:val="24"/>
                       <w:lang w:eastAsia="x-none"/>
                     </w:rPr>
                   </w:pPr>
                   <w:r>
                     <w:rPr>
                       <w:rFonts w:ascii="Times New Roman" w:hAnsi="Times New Roman"/>
-                      <w:sz w:val="28"/>
-                      <w:szCs w:val="28"/>
-                      <w:lang w:eastAsia="x-none"/>
-                    </w:rPr>
-                    <w:lastRenderedPageBreak/>
+                      <w:sz w:val="24"/>
+                      <w:szCs w:val="24"/>
+                      <w:lang w:eastAsia="x-none"/>
+                    </w:rPr>
                     <w:t>3</w:t>
                   </w:r>
                 </w:p>
@@ -2854,16 +2762,16 @@
                   <w:pPr>
                     <w:rPr>
                       <w:rFonts w:ascii="Times New Roman" w:hAnsi="Times New Roman"/>
-                      <w:sz w:val="28"/>
-                      <w:szCs w:val="28"/>
+                      <w:sz w:val="24"/>
+                      <w:szCs w:val="24"/>
                       <w:lang w:eastAsia="x-none"/>
                     </w:rPr>
                   </w:pPr>
                   <w:r>
                     <w:rPr>
                       <w:rFonts w:ascii="Times New Roman" w:hAnsi="Times New Roman"/>
-                      <w:sz w:val="28"/>
-                      <w:szCs w:val="28"/>
+                      <w:sz w:val="24"/>
+                      <w:szCs w:val="24"/>
                       <w:lang w:eastAsia="x-none"/>
                     </w:rPr>
                     <w:t>(</w:t>
@@ -2872,8 +2780,8 @@
                   <w:r>
                     <w:rPr>
                       <w:rFonts w:ascii="Times New Roman" w:hAnsi="Times New Roman"/>
-                      <w:sz w:val="28"/>
-                      <w:szCs w:val="28"/>
+                      <w:sz w:val="24"/>
+                      <w:szCs w:val="24"/>
                       <w:lang w:eastAsia="x-none"/>
                     </w:rPr>
                     <w:t>run-scenario</w:t>
@@ -2882,8 +2790,8 @@
                   <w:r>
                     <w:rPr>
                       <w:rFonts w:ascii="Times New Roman" w:hAnsi="Times New Roman"/>
-                      <w:sz w:val="28"/>
-                      <w:szCs w:val="28"/>
+                      <w:sz w:val="24"/>
+                      <w:szCs w:val="24"/>
                       <w:lang w:eastAsia="x-none"/>
                     </w:rPr>
                     <w:t xml:space="preserve"> </w:t>
@@ -2892,8 +2800,8 @@
                   <w:r>
                     <w:rPr>
                       <w:rFonts w:ascii="Times New Roman" w:hAnsi="Times New Roman"/>
-                      <w:sz w:val="28"/>
-                      <w:szCs w:val="28"/>
+                      <w:sz w:val="24"/>
+                      <w:szCs w:val="24"/>
                       <w:lang w:eastAsia="x-none"/>
                     </w:rPr>
                     <w:t>release</w:t>
@@ -2902,8 +2810,8 @@
                   <w:r>
                     <w:rPr>
                       <w:rFonts w:ascii="Times New Roman" w:hAnsi="Times New Roman"/>
-                      <w:sz w:val="28"/>
-                      <w:szCs w:val="28"/>
+                      <w:sz w:val="24"/>
+                      <w:szCs w:val="24"/>
                       <w:lang w:eastAsia="x-none"/>
                     </w:rPr>
                     <w:t>)</w:t>
@@ -2913,8 +2821,8 @@
                   <w:pPr>
                     <w:rPr>
                       <w:rFonts w:ascii="Times New Roman" w:hAnsi="Times New Roman"/>
-                      <w:sz w:val="28"/>
-                      <w:szCs w:val="28"/>
+                      <w:sz w:val="24"/>
+                      <w:szCs w:val="24"/>
                       <w:lang w:eastAsia="x-none"/>
                     </w:rPr>
                   </w:pPr>
@@ -2928,16 +2836,16 @@
                   <w:pPr>
                     <w:rPr>
                       <w:rFonts w:ascii="Times New Roman" w:hAnsi="Times New Roman"/>
-                      <w:sz w:val="28"/>
-                      <w:szCs w:val="28"/>
+                      <w:sz w:val="24"/>
+                      <w:szCs w:val="24"/>
                       <w:lang w:eastAsia="x-none"/>
                     </w:rPr>
                   </w:pPr>
                   <w:r>
                     <w:rPr>
                       <w:rFonts w:ascii="Times New Roman" w:hAnsi="Times New Roman"/>
-                      <w:sz w:val="28"/>
-                      <w:szCs w:val="28"/>
+                      <w:sz w:val="24"/>
+                      <w:szCs w:val="24"/>
                       <w:lang w:eastAsia="x-none"/>
                     </w:rPr>
                     <w:t xml:space="preserve">Вывод данных из категории </w:t>
@@ -2946,8 +2854,8 @@
                   <w:r>
                     <w:rPr>
                       <w:rFonts w:ascii="Times New Roman" w:hAnsi="Times New Roman"/>
-                      <w:sz w:val="28"/>
-                      <w:szCs w:val="28"/>
+                      <w:sz w:val="24"/>
+                      <w:szCs w:val="24"/>
                       <w:lang w:eastAsia="x-none"/>
                     </w:rPr>
                     <w:t>Release</w:t>
@@ -2956,8 +2864,8 @@
                   <w:r>
                     <w:rPr>
                       <w:rFonts w:ascii="Times New Roman" w:hAnsi="Times New Roman"/>
-                      <w:sz w:val="28"/>
-                      <w:szCs w:val="28"/>
+                      <w:sz w:val="24"/>
+                      <w:szCs w:val="24"/>
                       <w:lang w:eastAsia="x-none"/>
                     </w:rPr>
                     <w:t xml:space="preserve"> </w:t>
@@ -2966,8 +2874,8 @@
                   <w:r>
                     <w:rPr>
                       <w:rFonts w:ascii="Times New Roman" w:hAnsi="Times New Roman"/>
-                      <w:sz w:val="28"/>
-                      <w:szCs w:val="28"/>
+                      <w:sz w:val="24"/>
+                      <w:szCs w:val="24"/>
                       <w:lang w:eastAsia="x-none"/>
                     </w:rPr>
                     <w:t>management</w:t>
@@ -2983,46 +2891,19 @@
                   <w:pPr>
                     <w:rPr>
                       <w:rFonts w:ascii="Times New Roman" w:hAnsi="Times New Roman"/>
-                      <w:sz w:val="28"/>
-                      <w:szCs w:val="28"/>
+                      <w:sz w:val="24"/>
+                      <w:szCs w:val="24"/>
                       <w:lang w:eastAsia="x-none"/>
                     </w:rPr>
                   </w:pPr>
                   <w:r>
                     <w:rPr>
                       <w:rFonts w:ascii="Times New Roman" w:hAnsi="Times New Roman"/>
-                      <w:sz w:val="28"/>
-                      <w:szCs w:val="28"/>
-                      <w:lang w:eastAsia="x-none"/>
-                    </w:rPr>
-                    <w:t xml:space="preserve">После запуска появляется `[EXPLAIN] …` и </w:t>
-                  </w:r>
-                  <w:r>
-                    <w:rPr>
-                      <w:rFonts w:ascii="Times New Roman" w:hAnsi="Times New Roman"/>
-                      <w:sz w:val="28"/>
-                      <w:szCs w:val="28"/>
-                      <w:lang w:eastAsia="x-none"/>
-                    </w:rPr>
-                    <w:t>информация</w:t>
-                  </w:r>
-                  <w:r>
-                    <w:rPr>
-                      <w:rFonts w:ascii="Times New Roman" w:hAnsi="Times New Roman"/>
-                      <w:sz w:val="28"/>
-                      <w:szCs w:val="28"/>
-                      <w:lang w:eastAsia="x-none"/>
-                    </w:rPr>
-                    <w:t xml:space="preserve"> с инструкцией </w:t>
-                  </w:r>
-                  <w:r>
-                    <w:rPr>
-                      <w:rFonts w:ascii="Times New Roman" w:hAnsi="Times New Roman"/>
-                      <w:sz w:val="28"/>
-                      <w:szCs w:val="28"/>
-                      <w:lang w:eastAsia="x-none"/>
-                    </w:rPr>
-                    <w:t>оформлению релиза</w:t>
+                      <w:sz w:val="24"/>
+                      <w:szCs w:val="24"/>
+                      <w:lang w:eastAsia="x-none"/>
+                    </w:rPr>
+                    <w:t>После запуска появляется `[EXPLAIN] …` и информация с инструкцией оформлению релиза</w:t>
                   </w:r>
                 </w:p>
               </w:tc>
@@ -3036,16 +2917,16 @@
                   <w:pPr>
                     <w:rPr>
                       <w:rFonts w:ascii="Times New Roman" w:hAnsi="Times New Roman"/>
-                      <w:sz w:val="28"/>
-                      <w:szCs w:val="28"/>
+                      <w:sz w:val="24"/>
+                      <w:szCs w:val="24"/>
                       <w:lang w:eastAsia="x-none"/>
                     </w:rPr>
                   </w:pPr>
                   <w:r>
                     <w:rPr>
                       <w:rFonts w:ascii="Times New Roman" w:hAnsi="Times New Roman"/>
-                      <w:sz w:val="28"/>
-                      <w:szCs w:val="28"/>
+                      <w:sz w:val="24"/>
+                      <w:szCs w:val="24"/>
                       <w:lang w:eastAsia="x-none"/>
                     </w:rPr>
                     <w:t>4</w:t>
@@ -3061,88 +2942,28 @@
                   <w:pPr>
                     <w:rPr>
                       <w:rFonts w:ascii="Times New Roman" w:hAnsi="Times New Roman"/>
-                      <w:sz w:val="28"/>
-                      <w:szCs w:val="28"/>
-                      <w:lang w:eastAsia="x-none"/>
+                      <w:sz w:val="24"/>
+                      <w:szCs w:val="24"/>
+                      <w:lang w:val="en-US" w:eastAsia="x-none"/>
                     </w:rPr>
                   </w:pPr>
                   <w:r>
                     <w:rPr>
                       <w:rFonts w:ascii="Times New Roman" w:hAnsi="Times New Roman"/>
-                      <w:sz w:val="28"/>
-                      <w:szCs w:val="28"/>
-                      <w:lang w:eastAsia="x-none"/>
-                    </w:rPr>
-                    <w:t>(</w:t>
-                  </w:r>
-                  <w:proofErr w:type="spellStart"/>
-                  <w:r>
-                    <w:rPr>
-                      <w:rFonts w:ascii="Times New Roman" w:hAnsi="Times New Roman"/>
-                      <w:sz w:val="28"/>
-                      <w:szCs w:val="28"/>
-                      <w:lang w:eastAsia="x-none"/>
-                    </w:rPr>
-                    <w:t>run-scenario</w:t>
-                  </w:r>
-                  <w:proofErr w:type="spellEnd"/>
-                  <w:r>
-                    <w:rPr>
-                      <w:rFonts w:ascii="Times New Roman" w:hAnsi="Times New Roman"/>
-                      <w:sz w:val="28"/>
-                      <w:szCs w:val="28"/>
-                      <w:lang w:eastAsia="x-none"/>
-                    </w:rPr>
-                    <w:t xml:space="preserve"> </w:t>
-                  </w:r>
-                  <w:proofErr w:type="spellStart"/>
-                  <w:r>
-                    <w:rPr>
-                      <w:rFonts w:ascii="Times New Roman" w:hAnsi="Times New Roman"/>
-                      <w:sz w:val="28"/>
-                      <w:szCs w:val="28"/>
-                      <w:lang w:eastAsia="x-none"/>
-                    </w:rPr>
-                    <w:t>ticket-wait</w:t>
-                  </w:r>
-                  <w:proofErr w:type="spellEnd"/>
-                  <w:r>
-                    <w:rPr>
-                      <w:rFonts w:ascii="Times New Roman" w:hAnsi="Times New Roman"/>
-                      <w:sz w:val="28"/>
-                      <w:szCs w:val="28"/>
-                      <w:lang w:eastAsia="x-none"/>
-                    </w:rPr>
-                    <w:t xml:space="preserve"> </w:t>
-                  </w:r>
-                  <w:proofErr w:type="spellStart"/>
-                  <w:r>
-                    <w:rPr>
-                      <w:rFonts w:ascii="Times New Roman" w:hAnsi="Times New Roman"/>
-                      <w:sz w:val="28"/>
-                      <w:szCs w:val="28"/>
-                      <w:lang w:eastAsia="x-none"/>
-                    </w:rPr>
-                    <w:t>encoding</w:t>
-                  </w:r>
-                  <w:proofErr w:type="spellEnd"/>
-                  <w:r>
-                    <w:rPr>
-                      <w:rFonts w:ascii="Times New Roman" w:hAnsi="Times New Roman"/>
-                      <w:sz w:val="28"/>
-                      <w:szCs w:val="28"/>
-                      <w:lang w:eastAsia="x-none"/>
-                    </w:rPr>
-                    <w:t>)</w:t>
+                      <w:sz w:val="24"/>
+                      <w:szCs w:val="24"/>
+                      <w:lang w:val="en-US" w:eastAsia="x-none"/>
+                    </w:rPr>
+                    <w:t>(run-scenario ticket-wait encoding)</w:t>
                   </w:r>
                 </w:p>
                 <w:p>
                   <w:pPr>
                     <w:rPr>
                       <w:rFonts w:ascii="Times New Roman" w:hAnsi="Times New Roman"/>
-                      <w:sz w:val="28"/>
-                      <w:szCs w:val="28"/>
-                      <w:lang w:eastAsia="x-none"/>
+                      <w:sz w:val="24"/>
+                      <w:szCs w:val="24"/>
+                      <w:lang w:val="en-US" w:eastAsia="x-none"/>
                     </w:rPr>
                   </w:pPr>
                 </w:p>
@@ -3155,35 +2976,26 @@
                   <w:pPr>
                     <w:rPr>
                       <w:rFonts w:ascii="Times New Roman" w:hAnsi="Times New Roman"/>
-                      <w:sz w:val="28"/>
-                      <w:szCs w:val="28"/>
+                      <w:sz w:val="24"/>
+                      <w:szCs w:val="24"/>
                       <w:lang w:eastAsia="x-none"/>
                     </w:rPr>
                   </w:pPr>
                   <w:r>
                     <w:rPr>
                       <w:rFonts w:ascii="Times New Roman" w:hAnsi="Times New Roman"/>
-                      <w:sz w:val="28"/>
-                      <w:szCs w:val="28"/>
-                      <w:lang w:eastAsia="x-none"/>
-                    </w:rPr>
-                    <w:t>Вывод данных из категори</w:t>
-                  </w:r>
-                  <w:r>
-                    <w:rPr>
-                      <w:rFonts w:ascii="Times New Roman" w:hAnsi="Times New Roman"/>
-                      <w:sz w:val="28"/>
-                      <w:szCs w:val="28"/>
-                      <w:lang w:eastAsia="x-none"/>
-                    </w:rPr>
-                    <w:t xml:space="preserve">й </w:t>
+                      <w:sz w:val="24"/>
+                      <w:szCs w:val="24"/>
+                      <w:lang w:eastAsia="x-none"/>
+                    </w:rPr>
+                    <w:t xml:space="preserve">Вывод данных из категорий </w:t>
                   </w:r>
                   <w:proofErr w:type="spellStart"/>
                   <w:r>
                     <w:rPr>
                       <w:rFonts w:ascii="Times New Roman" w:hAnsi="Times New Roman"/>
-                      <w:sz w:val="28"/>
-                      <w:szCs w:val="28"/>
+                      <w:sz w:val="24"/>
+                      <w:szCs w:val="24"/>
                       <w:lang w:eastAsia="x-none"/>
                     </w:rPr>
                     <w:t>Communication</w:t>
@@ -3192,8 +3004,8 @@
                   <w:r>
                     <w:rPr>
                       <w:rFonts w:ascii="Times New Roman" w:hAnsi="Times New Roman"/>
-                      <w:sz w:val="28"/>
-                      <w:szCs w:val="28"/>
+                      <w:sz w:val="24"/>
+                      <w:szCs w:val="24"/>
                       <w:lang w:eastAsia="x-none"/>
                     </w:rPr>
                     <w:t xml:space="preserve"> + </w:t>
@@ -3202,8 +3014,8 @@
                   <w:r>
                     <w:rPr>
                       <w:rFonts w:ascii="Times New Roman" w:hAnsi="Times New Roman"/>
-                      <w:sz w:val="28"/>
-                      <w:szCs w:val="28"/>
+                      <w:sz w:val="24"/>
+                      <w:szCs w:val="24"/>
                       <w:lang w:eastAsia="x-none"/>
                     </w:rPr>
                     <w:t>Development</w:t>
@@ -3219,43 +3031,25 @@
                   <w:pPr>
                     <w:rPr>
                       <w:rFonts w:ascii="Times New Roman" w:hAnsi="Times New Roman"/>
-                      <w:sz w:val="28"/>
-                      <w:szCs w:val="28"/>
+                      <w:sz w:val="24"/>
+                      <w:szCs w:val="24"/>
                       <w:lang w:eastAsia="x-none"/>
                     </w:rPr>
                   </w:pPr>
                   <w:r>
                     <w:rPr>
                       <w:rFonts w:ascii="Times New Roman" w:hAnsi="Times New Roman"/>
-                      <w:sz w:val="28"/>
-                      <w:szCs w:val="28"/>
-                      <w:lang w:eastAsia="x-none"/>
-                    </w:rPr>
-                    <w:t xml:space="preserve">После запуска появляется `[EXPLAIN] …` и </w:t>
-                  </w:r>
-                  <w:r>
-                    <w:rPr>
-                      <w:rFonts w:ascii="Times New Roman" w:hAnsi="Times New Roman"/>
-                      <w:sz w:val="28"/>
-                      <w:szCs w:val="28"/>
-                      <w:lang w:eastAsia="x-none"/>
-                    </w:rPr>
-                    <w:t>информация</w:t>
-                  </w:r>
-                  <w:r>
-                    <w:rPr>
-                      <w:rFonts w:ascii="Times New Roman" w:hAnsi="Times New Roman"/>
-                      <w:sz w:val="28"/>
-                      <w:szCs w:val="28"/>
-                      <w:lang w:eastAsia="x-none"/>
-                    </w:rPr>
-                    <w:t xml:space="preserve"> с инструкцией по </w:t>
-                  </w:r>
-                  <w:r>
-                    <w:rPr>
-                      <w:rFonts w:ascii="Times New Roman" w:hAnsi="Times New Roman"/>
-                      <w:sz w:val="28"/>
-                      <w:szCs w:val="28"/>
+                      <w:sz w:val="24"/>
+                      <w:szCs w:val="24"/>
+                      <w:lang w:eastAsia="x-none"/>
+                    </w:rPr>
+                    <w:t xml:space="preserve">После запуска появляется `[EXPLAIN] …` и информация с инструкцией по </w:t>
+                  </w:r>
+                  <w:r>
+                    <w:rPr>
+                      <w:rFonts w:ascii="Times New Roman" w:hAnsi="Times New Roman"/>
+                      <w:sz w:val="24"/>
+                      <w:szCs w:val="24"/>
                       <w:lang w:eastAsia="x-none"/>
                     </w:rPr>
                     <w:t xml:space="preserve">переводу обращение в ожидание и изменение кодировки скрипта в формат </w:t>
@@ -3263,8 +3057,8 @@
                   <w:r>
                     <w:rPr>
                       <w:rFonts w:ascii="Times New Roman" w:hAnsi="Times New Roman"/>
-                      <w:sz w:val="28"/>
-                      <w:szCs w:val="28"/>
+                      <w:sz w:val="24"/>
+                      <w:szCs w:val="24"/>
                       <w:lang w:val="en-US" w:eastAsia="x-none"/>
                     </w:rPr>
                     <w:t>UTF</w:t>
@@ -3272,8 +3066,8 @@
                   <w:r>
                     <w:rPr>
                       <w:rFonts w:ascii="Times New Roman" w:hAnsi="Times New Roman"/>
-                      <w:sz w:val="28"/>
-                      <w:szCs w:val="28"/>
+                      <w:sz w:val="24"/>
+                      <w:szCs w:val="24"/>
                       <w:lang w:eastAsia="x-none"/>
                     </w:rPr>
                     <w:t xml:space="preserve">-8 + </w:t>
@@ -3281,8 +3075,8 @@
                   <w:r>
                     <w:rPr>
                       <w:rFonts w:ascii="Times New Roman" w:hAnsi="Times New Roman"/>
-                      <w:sz w:val="28"/>
-                      <w:szCs w:val="28"/>
+                      <w:sz w:val="24"/>
+                      <w:szCs w:val="24"/>
                       <w:lang w:val="en-US" w:eastAsia="x-none"/>
                     </w:rPr>
                     <w:t>BOM</w:t>
@@ -3299,16 +3093,16 @@
                   <w:pPr>
                     <w:rPr>
                       <w:rFonts w:ascii="Times New Roman" w:hAnsi="Times New Roman"/>
-                      <w:sz w:val="28"/>
-                      <w:szCs w:val="28"/>
+                      <w:sz w:val="24"/>
+                      <w:szCs w:val="24"/>
                       <w:lang w:eastAsia="x-none"/>
                     </w:rPr>
                   </w:pPr>
                   <w:r>
                     <w:rPr>
                       <w:rFonts w:ascii="Times New Roman" w:hAnsi="Times New Roman"/>
-                      <w:sz w:val="28"/>
-                      <w:szCs w:val="28"/>
+                      <w:sz w:val="24"/>
+                      <w:szCs w:val="24"/>
                       <w:lang w:eastAsia="x-none"/>
                     </w:rPr>
                     <w:t>5</w:t>
@@ -3324,108 +3118,28 @@
                   <w:pPr>
                     <w:rPr>
                       <w:rFonts w:ascii="Times New Roman" w:hAnsi="Times New Roman"/>
-                      <w:sz w:val="28"/>
-                      <w:szCs w:val="28"/>
-                      <w:lang w:eastAsia="x-none"/>
+                      <w:sz w:val="24"/>
+                      <w:szCs w:val="24"/>
+                      <w:lang w:val="en-US" w:eastAsia="x-none"/>
                     </w:rPr>
                   </w:pPr>
                   <w:r>
                     <w:rPr>
                       <w:rFonts w:ascii="Times New Roman" w:hAnsi="Times New Roman"/>
-                      <w:sz w:val="28"/>
-                      <w:szCs w:val="28"/>
-                      <w:lang w:eastAsia="x-none"/>
-                    </w:rPr>
-                    <w:t>(</w:t>
-                  </w:r>
-                  <w:proofErr w:type="spellStart"/>
-                  <w:r>
-                    <w:rPr>
-                      <w:rFonts w:ascii="Times New Roman" w:hAnsi="Times New Roman"/>
-                      <w:sz w:val="28"/>
-                      <w:szCs w:val="28"/>
-                      <w:lang w:eastAsia="x-none"/>
-                    </w:rPr>
-                    <w:t>run-scenario</w:t>
-                  </w:r>
-                  <w:proofErr w:type="spellEnd"/>
-                  <w:r>
-                    <w:rPr>
-                      <w:rFonts w:ascii="Times New Roman" w:hAnsi="Times New Roman"/>
-                      <w:sz w:val="28"/>
-                      <w:szCs w:val="28"/>
-                      <w:lang w:eastAsia="x-none"/>
-                    </w:rPr>
-                    <w:t xml:space="preserve"> </w:t>
-                  </w:r>
-                  <w:proofErr w:type="spellStart"/>
-                  <w:r>
-                    <w:rPr>
-                      <w:rFonts w:ascii="Times New Roman" w:hAnsi="Times New Roman"/>
-                      <w:sz w:val="28"/>
-                      <w:szCs w:val="28"/>
-                      <w:lang w:eastAsia="x-none"/>
-                    </w:rPr>
-                    <w:t>access</w:t>
-                  </w:r>
-                  <w:proofErr w:type="spellEnd"/>
-                  <w:r>
-                    <w:rPr>
-                      <w:rFonts w:ascii="Times New Roman" w:hAnsi="Times New Roman"/>
-                      <w:sz w:val="28"/>
-                      <w:szCs w:val="28"/>
-                      <w:lang w:eastAsia="x-none"/>
-                    </w:rPr>
-                    <w:t xml:space="preserve"> </w:t>
-                  </w:r>
-                  <w:proofErr w:type="spellStart"/>
-                  <w:r>
-                    <w:rPr>
-                      <w:rFonts w:ascii="Times New Roman" w:hAnsi="Times New Roman"/>
-                      <w:sz w:val="28"/>
-                      <w:szCs w:val="28"/>
-                      <w:lang w:eastAsia="x-none"/>
-                    </w:rPr>
-                    <w:t>release</w:t>
-                  </w:r>
-                  <w:proofErr w:type="spellEnd"/>
-                  <w:r>
-                    <w:rPr>
-                      <w:rFonts w:ascii="Times New Roman" w:hAnsi="Times New Roman"/>
-                      <w:sz w:val="28"/>
-                      <w:szCs w:val="28"/>
-                      <w:lang w:eastAsia="x-none"/>
-                    </w:rPr>
-                    <w:t xml:space="preserve"> </w:t>
-                  </w:r>
-                  <w:proofErr w:type="spellStart"/>
-                  <w:r>
-                    <w:rPr>
-                      <w:rFonts w:ascii="Times New Roman" w:hAnsi="Times New Roman"/>
-                      <w:sz w:val="28"/>
-                      <w:szCs w:val="28"/>
-                      <w:lang w:eastAsia="x-none"/>
-                    </w:rPr>
-                    <w:t>encoding</w:t>
-                  </w:r>
-                  <w:proofErr w:type="spellEnd"/>
-                  <w:r>
-                    <w:rPr>
-                      <w:rFonts w:ascii="Times New Roman" w:hAnsi="Times New Roman"/>
-                      <w:sz w:val="28"/>
-                      <w:szCs w:val="28"/>
-                      <w:lang w:eastAsia="x-none"/>
-                    </w:rPr>
-                    <w:t>)</w:t>
+                      <w:sz w:val="24"/>
+                      <w:szCs w:val="24"/>
+                      <w:lang w:val="en-US" w:eastAsia="x-none"/>
+                    </w:rPr>
+                    <w:t>(run-scenario access release encoding)</w:t>
                   </w:r>
                 </w:p>
                 <w:p>
                   <w:pPr>
                     <w:rPr>
                       <w:rFonts w:ascii="Times New Roman" w:hAnsi="Times New Roman"/>
-                      <w:sz w:val="28"/>
-                      <w:szCs w:val="28"/>
-                      <w:lang w:eastAsia="x-none"/>
+                      <w:sz w:val="24"/>
+                      <w:szCs w:val="24"/>
+                      <w:lang w:val="en-US" w:eastAsia="x-none"/>
                     </w:rPr>
                   </w:pPr>
                 </w:p>
@@ -3438,16 +3152,16 @@
                   <w:pPr>
                     <w:rPr>
                       <w:rFonts w:ascii="Times New Roman" w:hAnsi="Times New Roman"/>
-                      <w:sz w:val="28"/>
-                      <w:szCs w:val="28"/>
+                      <w:sz w:val="24"/>
+                      <w:szCs w:val="24"/>
                       <w:lang w:val="en-US" w:eastAsia="x-none"/>
                     </w:rPr>
                   </w:pPr>
                   <w:r>
                     <w:rPr>
                       <w:rFonts w:ascii="Times New Roman" w:hAnsi="Times New Roman"/>
-                      <w:sz w:val="28"/>
-                      <w:szCs w:val="28"/>
+                      <w:sz w:val="24"/>
+                      <w:szCs w:val="24"/>
                       <w:lang w:eastAsia="x-none"/>
                     </w:rPr>
                     <w:t>Вывод</w:t>
@@ -3455,8 +3169,8 @@
                   <w:r>
                     <w:rPr>
                       <w:rFonts w:ascii="Times New Roman" w:hAnsi="Times New Roman"/>
-                      <w:sz w:val="28"/>
-                      <w:szCs w:val="28"/>
+                      <w:sz w:val="24"/>
+                      <w:szCs w:val="24"/>
                       <w:lang w:val="en-US" w:eastAsia="x-none"/>
                     </w:rPr>
                     <w:t xml:space="preserve"> </w:t>
@@ -3464,8 +3178,8 @@
                   <w:r>
                     <w:rPr>
                       <w:rFonts w:ascii="Times New Roman" w:hAnsi="Times New Roman"/>
-                      <w:sz w:val="28"/>
-                      <w:szCs w:val="28"/>
+                      <w:sz w:val="24"/>
+                      <w:szCs w:val="24"/>
                       <w:lang w:eastAsia="x-none"/>
                     </w:rPr>
                     <w:t>данных</w:t>
@@ -3473,8 +3187,8 @@
                   <w:r>
                     <w:rPr>
                       <w:rFonts w:ascii="Times New Roman" w:hAnsi="Times New Roman"/>
-                      <w:sz w:val="28"/>
-                      <w:szCs w:val="28"/>
+                      <w:sz w:val="24"/>
+                      <w:szCs w:val="24"/>
                       <w:lang w:val="en-US" w:eastAsia="x-none"/>
                     </w:rPr>
                     <w:t xml:space="preserve"> </w:t>
@@ -3482,8 +3196,8 @@
                   <w:r>
                     <w:rPr>
                       <w:rFonts w:ascii="Times New Roman" w:hAnsi="Times New Roman"/>
-                      <w:sz w:val="28"/>
-                      <w:szCs w:val="28"/>
+                      <w:sz w:val="24"/>
+                      <w:szCs w:val="24"/>
                       <w:lang w:eastAsia="x-none"/>
                     </w:rPr>
                     <w:t>из</w:t>
@@ -3491,8 +3205,8 @@
                   <w:r>
                     <w:rPr>
                       <w:rFonts w:ascii="Times New Roman" w:hAnsi="Times New Roman"/>
-                      <w:sz w:val="28"/>
-                      <w:szCs w:val="28"/>
+                      <w:sz w:val="24"/>
+                      <w:szCs w:val="24"/>
                       <w:lang w:val="en-US" w:eastAsia="x-none"/>
                     </w:rPr>
                     <w:t xml:space="preserve"> </w:t>
@@ -3500,38 +3214,30 @@
                   <w:r>
                     <w:rPr>
                       <w:rFonts w:ascii="Times New Roman" w:hAnsi="Times New Roman"/>
-                      <w:sz w:val="28"/>
-                      <w:szCs w:val="28"/>
-                      <w:lang w:eastAsia="x-none"/>
-                    </w:rPr>
-                    <w:t>категори</w:t>
-                  </w:r>
-                  <w:r>
-                    <w:rPr>
-                      <w:rFonts w:ascii="Times New Roman" w:hAnsi="Times New Roman"/>
-                      <w:sz w:val="28"/>
-                      <w:szCs w:val="28"/>
-                      <w:lang w:eastAsia="x-none"/>
-                    </w:rPr>
-                    <w:t>й</w:t>
-                  </w:r>
-                  <w:r>
-                    <w:rPr>
-                      <w:rFonts w:ascii="Times New Roman" w:hAnsi="Times New Roman"/>
-                      <w:sz w:val="28"/>
-                      <w:szCs w:val="28"/>
+                      <w:sz w:val="24"/>
+                      <w:szCs w:val="24"/>
+                      <w:lang w:eastAsia="x-none"/>
+                    </w:rPr>
+                    <w:t>категорий</w:t>
+                  </w:r>
+                  <w:r>
+                    <w:rPr>
+                      <w:rFonts w:ascii="Times New Roman" w:hAnsi="Times New Roman"/>
+                      <w:sz w:val="24"/>
+                      <w:szCs w:val="24"/>
                       <w:lang w:val="en-US" w:eastAsia="x-none"/>
                     </w:rPr>
-                    <w:t xml:space="preserve"> </w:t>
-                  </w:r>
-                  <w:r>
-                    <w:rPr>
-                      <w:rFonts w:ascii="Times New Roman" w:hAnsi="Times New Roman"/>
-                      <w:sz w:val="28"/>
-                      <w:szCs w:val="28"/>
+                    <w:t xml:space="preserve"> Access management + </w:t>
+                  </w:r>
+                  <w:r>
+                    <w:rPr>
+                      <w:rFonts w:ascii="Times New Roman" w:hAnsi="Times New Roman"/>
+                      <w:sz w:val="24"/>
+                      <w:szCs w:val="24"/>
                       <w:lang w:val="en-US" w:eastAsia="x-none"/>
                     </w:rPr>
-                    <w:t>Access management + Release management + Development</w:t>
+                    <w:lastRenderedPageBreak/>
+                    <w:t>Release management + Development</w:t>
                   </w:r>
                 </w:p>
               </w:tc>
@@ -3543,46 +3249,30 @@
                   <w:pPr>
                     <w:rPr>
                       <w:rFonts w:ascii="Times New Roman" w:hAnsi="Times New Roman"/>
-                      <w:sz w:val="28"/>
-                      <w:szCs w:val="28"/>
+                      <w:sz w:val="24"/>
+                      <w:szCs w:val="24"/>
                       <w:lang w:eastAsia="x-none"/>
                     </w:rPr>
                   </w:pPr>
                   <w:r>
                     <w:rPr>
                       <w:rFonts w:ascii="Times New Roman" w:hAnsi="Times New Roman"/>
-                      <w:sz w:val="28"/>
-                      <w:szCs w:val="28"/>
-                      <w:lang w:eastAsia="x-none"/>
-                    </w:rPr>
-                    <w:t xml:space="preserve">После запуска появляется `[EXPLAIN] …` и </w:t>
-                  </w:r>
-                  <w:r>
-                    <w:rPr>
-                      <w:rFonts w:ascii="Times New Roman" w:hAnsi="Times New Roman"/>
-                      <w:sz w:val="28"/>
-                      <w:szCs w:val="28"/>
-                      <w:lang w:eastAsia="x-none"/>
-                    </w:rPr>
-                    <w:t>информация</w:t>
-                  </w:r>
-                  <w:r>
-                    <w:rPr>
-                      <w:rFonts w:ascii="Times New Roman" w:hAnsi="Times New Roman"/>
-                      <w:sz w:val="28"/>
-                      <w:szCs w:val="28"/>
-                      <w:lang w:eastAsia="x-none"/>
-                    </w:rPr>
-                    <w:t xml:space="preserve"> с инструкцией по выдаче доступа</w:t>
-                  </w:r>
-                  <w:r>
-                    <w:rPr>
-                      <w:rFonts w:ascii="Times New Roman" w:hAnsi="Times New Roman"/>
-                      <w:sz w:val="28"/>
-                      <w:szCs w:val="28"/>
-                      <w:lang w:eastAsia="x-none"/>
-                    </w:rPr>
-                    <w:t>, оформлению релиза и изменению кодировки</w:t>
+                      <w:sz w:val="24"/>
+                      <w:szCs w:val="24"/>
+                      <w:lang w:eastAsia="x-none"/>
+                    </w:rPr>
+                    <w:lastRenderedPageBreak/>
+                    <w:t xml:space="preserve">После запуска появляется `[EXPLAIN] …` и информация с </w:t>
+                  </w:r>
+                  <w:r>
+                    <w:rPr>
+                      <w:rFonts w:ascii="Times New Roman" w:hAnsi="Times New Roman"/>
+                      <w:sz w:val="24"/>
+                      <w:szCs w:val="24"/>
+                      <w:lang w:eastAsia="x-none"/>
+                    </w:rPr>
+                    <w:lastRenderedPageBreak/>
+                    <w:t>инструкцией по выдаче доступа, оформлению релиза и изменению кодировки</w:t>
                   </w:r>
                 </w:p>
               </w:tc>
@@ -3596,18 +3286,19 @@
                   <w:pPr>
                     <w:rPr>
                       <w:rFonts w:ascii="Times New Roman" w:hAnsi="Times New Roman"/>
-                      <w:sz w:val="28"/>
-                      <w:szCs w:val="28"/>
+                      <w:sz w:val="24"/>
+                      <w:szCs w:val="24"/>
                       <w:lang w:eastAsia="x-none"/>
                     </w:rPr>
                   </w:pPr>
                   <w:r>
                     <w:rPr>
                       <w:rFonts w:ascii="Times New Roman" w:hAnsi="Times New Roman"/>
-                      <w:sz w:val="28"/>
-                      <w:szCs w:val="28"/>
-                      <w:lang w:eastAsia="x-none"/>
-                    </w:rPr>
+                      <w:sz w:val="24"/>
+                      <w:szCs w:val="24"/>
+                      <w:lang w:eastAsia="x-none"/>
+                    </w:rPr>
+                    <w:lastRenderedPageBreak/>
                     <w:t>6</w:t>
                   </w:r>
                 </w:p>
@@ -3621,16 +3312,16 @@
                   <w:pPr>
                     <w:rPr>
                       <w:rFonts w:ascii="Times New Roman" w:hAnsi="Times New Roman"/>
-                      <w:sz w:val="28"/>
-                      <w:szCs w:val="28"/>
+                      <w:sz w:val="24"/>
+                      <w:szCs w:val="24"/>
                       <w:lang w:eastAsia="x-none"/>
                     </w:rPr>
                   </w:pPr>
                   <w:r>
                     <w:rPr>
                       <w:rFonts w:ascii="Times New Roman" w:hAnsi="Times New Roman"/>
-                      <w:sz w:val="28"/>
-                      <w:szCs w:val="28"/>
+                      <w:sz w:val="24"/>
+                      <w:szCs w:val="24"/>
                       <w:lang w:eastAsia="x-none"/>
                     </w:rPr>
                     <w:t>(</w:t>
@@ -3639,8 +3330,8 @@
                   <w:r>
                     <w:rPr>
                       <w:rFonts w:ascii="Times New Roman" w:hAnsi="Times New Roman"/>
-                      <w:sz w:val="28"/>
-                      <w:szCs w:val="28"/>
+                      <w:sz w:val="24"/>
+                      <w:szCs w:val="24"/>
                       <w:lang w:eastAsia="x-none"/>
                     </w:rPr>
                     <w:t>run-scenario</w:t>
@@ -3649,8 +3340,8 @@
                   <w:r>
                     <w:rPr>
                       <w:rFonts w:ascii="Times New Roman" w:hAnsi="Times New Roman"/>
-                      <w:sz w:val="28"/>
-                      <w:szCs w:val="28"/>
+                      <w:sz w:val="24"/>
+                      <w:szCs w:val="24"/>
                       <w:lang w:eastAsia="x-none"/>
                     </w:rPr>
                     <w:t xml:space="preserve"> </w:t>
@@ -3659,8 +3350,8 @@
                   <w:r>
                     <w:rPr>
                       <w:rFonts w:ascii="Times New Roman" w:hAnsi="Times New Roman"/>
-                      <w:sz w:val="28"/>
-                      <w:szCs w:val="28"/>
+                      <w:sz w:val="24"/>
+                      <w:szCs w:val="24"/>
                       <w:lang w:eastAsia="x-none"/>
                     </w:rPr>
                     <w:t>unknown</w:t>
@@ -3669,8 +3360,8 @@
                   <w:r>
                     <w:rPr>
                       <w:rFonts w:ascii="Times New Roman" w:hAnsi="Times New Roman"/>
-                      <w:sz w:val="28"/>
-                      <w:szCs w:val="28"/>
+                      <w:sz w:val="24"/>
+                      <w:szCs w:val="24"/>
                       <w:lang w:eastAsia="x-none"/>
                     </w:rPr>
                     <w:t xml:space="preserve"> </w:t>
@@ -3679,8 +3370,8 @@
                   <w:r>
                     <w:rPr>
                       <w:rFonts w:ascii="Times New Roman" w:hAnsi="Times New Roman"/>
-                      <w:sz w:val="28"/>
-                      <w:szCs w:val="28"/>
+                      <w:sz w:val="24"/>
+                      <w:szCs w:val="24"/>
                       <w:lang w:eastAsia="x-none"/>
                     </w:rPr>
                     <w:t>access</w:t>
@@ -3689,8 +3380,8 @@
                   <w:r>
                     <w:rPr>
                       <w:rFonts w:ascii="Times New Roman" w:hAnsi="Times New Roman"/>
-                      <w:sz w:val="28"/>
-                      <w:szCs w:val="28"/>
+                      <w:sz w:val="24"/>
+                      <w:szCs w:val="24"/>
                       <w:lang w:eastAsia="x-none"/>
                     </w:rPr>
                     <w:t>)</w:t>
@@ -3700,8 +3391,8 @@
                   <w:pPr>
                     <w:rPr>
                       <w:rFonts w:ascii="Times New Roman" w:hAnsi="Times New Roman"/>
-                      <w:sz w:val="28"/>
-                      <w:szCs w:val="28"/>
+                      <w:sz w:val="24"/>
+                      <w:szCs w:val="24"/>
                       <w:lang w:eastAsia="x-none"/>
                     </w:rPr>
                   </w:pPr>
@@ -3715,16 +3406,16 @@
                   <w:pPr>
                     <w:rPr>
                       <w:rFonts w:ascii="Times New Roman" w:hAnsi="Times New Roman"/>
-                      <w:sz w:val="28"/>
-                      <w:szCs w:val="28"/>
+                      <w:sz w:val="24"/>
+                      <w:szCs w:val="24"/>
                       <w:lang w:eastAsia="x-none"/>
                     </w:rPr>
                   </w:pPr>
                   <w:r>
                     <w:rPr>
                       <w:rFonts w:ascii="Times New Roman" w:hAnsi="Times New Roman"/>
-                      <w:sz w:val="28"/>
-                      <w:szCs w:val="28"/>
+                      <w:sz w:val="24"/>
+                      <w:szCs w:val="24"/>
                       <w:lang w:eastAsia="x-none"/>
                     </w:rPr>
                     <w:t xml:space="preserve">Вывод данных из категории </w:t>
@@ -3733,8 +3424,8 @@
                   <w:r>
                     <w:rPr>
                       <w:rFonts w:ascii="Times New Roman" w:hAnsi="Times New Roman"/>
-                      <w:sz w:val="28"/>
-                      <w:szCs w:val="28"/>
+                      <w:sz w:val="24"/>
+                      <w:szCs w:val="24"/>
                       <w:lang w:eastAsia="x-none"/>
                     </w:rPr>
                     <w:t>Access</w:t>
@@ -3743,8 +3434,8 @@
                   <w:r>
                     <w:rPr>
                       <w:rFonts w:ascii="Times New Roman" w:hAnsi="Times New Roman"/>
-                      <w:sz w:val="28"/>
-                      <w:szCs w:val="28"/>
+                      <w:sz w:val="24"/>
+                      <w:szCs w:val="24"/>
                       <w:lang w:eastAsia="x-none"/>
                     </w:rPr>
                     <w:t xml:space="preserve"> </w:t>
@@ -3753,8 +3444,8 @@
                   <w:r>
                     <w:rPr>
                       <w:rFonts w:ascii="Times New Roman" w:hAnsi="Times New Roman"/>
-                      <w:sz w:val="28"/>
-                      <w:szCs w:val="28"/>
+                      <w:sz w:val="24"/>
+                      <w:szCs w:val="24"/>
                       <w:lang w:eastAsia="x-none"/>
                     </w:rPr>
                     <w:t>management</w:t>
@@ -3763,8 +3454,8 @@
                   <w:r>
                     <w:rPr>
                       <w:rFonts w:ascii="Times New Roman" w:hAnsi="Times New Roman"/>
-                      <w:sz w:val="28"/>
-                      <w:szCs w:val="28"/>
+                      <w:sz w:val="24"/>
+                      <w:szCs w:val="24"/>
                       <w:lang w:eastAsia="x-none"/>
                     </w:rPr>
                     <w:t xml:space="preserve"> + предупреждение об ошибочном кейсе</w:t>
@@ -3779,53 +3470,26 @@
                   <w:pPr>
                     <w:rPr>
                       <w:rFonts w:ascii="Times New Roman" w:hAnsi="Times New Roman"/>
-                      <w:sz w:val="28"/>
-                      <w:szCs w:val="28"/>
-                      <w:lang w:val="en-US" w:eastAsia="x-none"/>
+                      <w:sz w:val="24"/>
+                      <w:szCs w:val="24"/>
+                      <w:lang w:eastAsia="x-none"/>
                     </w:rPr>
                   </w:pPr>
                   <w:r>
                     <w:rPr>
                       <w:rFonts w:ascii="Times New Roman" w:hAnsi="Times New Roman"/>
-                      <w:sz w:val="28"/>
-                      <w:szCs w:val="28"/>
-                      <w:lang w:eastAsia="x-none"/>
-                    </w:rPr>
-                    <w:t xml:space="preserve">После запуска появляется `[EXPLAIN] …` и </w:t>
-                  </w:r>
-                  <w:r>
-                    <w:rPr>
-                      <w:rFonts w:ascii="Times New Roman" w:hAnsi="Times New Roman"/>
-                      <w:sz w:val="28"/>
-                      <w:szCs w:val="28"/>
-                      <w:lang w:eastAsia="x-none"/>
-                    </w:rPr>
-                    <w:t>информация</w:t>
-                  </w:r>
-                  <w:r>
-                    <w:rPr>
-                      <w:rFonts w:ascii="Times New Roman" w:hAnsi="Times New Roman"/>
-                      <w:sz w:val="28"/>
-                      <w:szCs w:val="28"/>
-                      <w:lang w:eastAsia="x-none"/>
-                    </w:rPr>
-                    <w:t xml:space="preserve"> с инструкцией по выдаче доступа</w:t>
-                  </w:r>
-                  <w:r>
-                    <w:rPr>
-                      <w:rFonts w:ascii="Times New Roman" w:hAnsi="Times New Roman"/>
-                      <w:sz w:val="28"/>
-                      <w:szCs w:val="28"/>
-                      <w:lang w:eastAsia="x-none"/>
-                    </w:rPr>
-                    <w:t xml:space="preserve"> и выводится </w:t>
+                      <w:sz w:val="24"/>
+                      <w:szCs w:val="24"/>
+                      <w:lang w:eastAsia="x-none"/>
+                    </w:rPr>
+                    <w:t xml:space="preserve">После запуска появляется `[EXPLAIN] …` и информация с инструкцией по выдаче доступа и выводится </w:t>
                   </w:r>
                   <w:proofErr w:type="gramStart"/>
                   <w:r>
                     <w:rPr>
                       <w:rFonts w:ascii="Times New Roman" w:hAnsi="Times New Roman"/>
-                      <w:sz w:val="28"/>
-                      <w:szCs w:val="28"/>
+                      <w:sz w:val="24"/>
+                      <w:szCs w:val="24"/>
                       <w:lang w:eastAsia="x-none"/>
                     </w:rPr>
                     <w:t>сообщение  о</w:t>
@@ -3834,21 +3498,11 @@
                   <w:r>
                     <w:rPr>
                       <w:rFonts w:ascii="Times New Roman" w:hAnsi="Times New Roman"/>
-                      <w:sz w:val="28"/>
-                      <w:szCs w:val="28"/>
-                      <w:lang w:eastAsia="x-none"/>
-                    </w:rPr>
-                    <w:t xml:space="preserve"> </w:t>
-                  </w:r>
-                  <w:r>
-                    <w:rPr>
-                      <w:rFonts w:ascii="Times New Roman" w:hAnsi="Times New Roman"/>
-                      <w:sz w:val="28"/>
-                      <w:szCs w:val="28"/>
-                      <w:lang w:eastAsia="x-none"/>
-                    </w:rPr>
-                    <w:lastRenderedPageBreak/>
-                    <w:t>том, что такого кейса не существует</w:t>
+                      <w:sz w:val="24"/>
+                      <w:szCs w:val="24"/>
+                      <w:lang w:eastAsia="x-none"/>
+                    </w:rPr>
+                    <w:t xml:space="preserve"> том, что такого кейса не существует</w:t>
                   </w:r>
                 </w:p>
               </w:tc>
@@ -3858,8 +3512,8 @@
             <w:pPr>
               <w:rPr>
                 <w:rFonts w:ascii="Times New Roman" w:hAnsi="Times New Roman"/>
-                <w:sz w:val="28"/>
-                <w:szCs w:val="28"/>
+                <w:sz w:val="24"/>
+                <w:szCs w:val="24"/>
                 <w:lang w:eastAsia="x-none"/>
               </w:rPr>
             </w:pPr>
@@ -3869,53 +3523,26 @@
               <w:rPr>
                 <w:rFonts w:ascii="Times New Roman" w:hAnsi="Times New Roman"/>
                 <w:bCs/>
-                <w:sz w:val="28"/>
-                <w:szCs w:val="28"/>
-              </w:rPr>
-            </w:pPr>
-            <w:r>
-              <w:rPr>
-                <w:rFonts w:ascii="Times New Roman" w:hAnsi="Times New Roman"/>
-                <w:bCs/>
-                <w:sz w:val="28"/>
-                <w:szCs w:val="28"/>
-              </w:rPr>
-              <w:t xml:space="preserve">Для тестирования необходимо </w:t>
-            </w:r>
-            <w:r>
-              <w:rPr>
-                <w:rFonts w:ascii="Times New Roman" w:hAnsi="Times New Roman"/>
-                <w:bCs/>
-                <w:sz w:val="28"/>
-                <w:szCs w:val="28"/>
-              </w:rPr>
-              <w:t>загрузить базу</w:t>
-            </w:r>
-            <w:r>
-              <w:rPr>
-                <w:rFonts w:ascii="Times New Roman" w:hAnsi="Times New Roman"/>
-                <w:bCs/>
-                <w:sz w:val="28"/>
-                <w:szCs w:val="28"/>
-              </w:rPr>
-              <w:t xml:space="preserve"> командой</w:t>
-            </w:r>
-            <w:r>
-              <w:rPr>
-                <w:rFonts w:ascii="Times New Roman" w:hAnsi="Times New Roman"/>
-                <w:bCs/>
-                <w:sz w:val="28"/>
-                <w:szCs w:val="28"/>
-              </w:rPr>
-              <w:t xml:space="preserve"> (</w:t>
+                <w:sz w:val="24"/>
+                <w:szCs w:val="24"/>
+              </w:rPr>
+            </w:pPr>
+            <w:r>
+              <w:rPr>
+                <w:rFonts w:ascii="Times New Roman" w:hAnsi="Times New Roman"/>
+                <w:bCs/>
+                <w:sz w:val="24"/>
+                <w:szCs w:val="24"/>
+              </w:rPr>
+              <w:t>Для тестирования необходимо загрузить базу командой (</w:t>
             </w:r>
             <w:proofErr w:type="spellStart"/>
             <w:r>
               <w:rPr>
                 <w:rFonts w:ascii="Times New Roman" w:hAnsi="Times New Roman"/>
                 <w:bCs/>
-                <w:sz w:val="28"/>
-                <w:szCs w:val="28"/>
+                <w:sz w:val="24"/>
+                <w:szCs w:val="24"/>
               </w:rPr>
               <w:t>load</w:t>
             </w:r>
@@ -3924,20 +3551,24 @@
               <w:rPr>
                 <w:rFonts w:ascii="Times New Roman" w:hAnsi="Times New Roman"/>
                 <w:bCs/>
-                <w:sz w:val="28"/>
-                <w:szCs w:val="28"/>
+                <w:sz w:val="24"/>
+                <w:szCs w:val="24"/>
               </w:rPr>
               <w:t xml:space="preserve"> "</w:t>
             </w:r>
             <w:r>
+              <w:rPr>
+                <w:sz w:val="24"/>
+                <w:szCs w:val="24"/>
+              </w:rPr>
               <w:t xml:space="preserve"> </w:t>
             </w:r>
             <w:r>
               <w:rPr>
                 <w:rFonts w:ascii="Times New Roman" w:hAnsi="Times New Roman"/>
                 <w:bCs/>
-                <w:sz w:val="28"/>
-                <w:szCs w:val="28"/>
+                <w:sz w:val="24"/>
+                <w:szCs w:val="24"/>
               </w:rPr>
               <w:t xml:space="preserve">consult_helper.clp"), выполнить команды из таблицы, сравнить количество и текст рекомендаций с ожидаемыми. Для HTML-интерфейса </w:t>
             </w:r>
@@ -3945,8 +3576,8 @@
               <w:rPr>
                 <w:rFonts w:ascii="Times New Roman" w:hAnsi="Times New Roman"/>
                 <w:bCs/>
-                <w:sz w:val="28"/>
-                <w:szCs w:val="28"/>
+                <w:sz w:val="24"/>
+                <w:szCs w:val="24"/>
               </w:rPr>
               <w:t xml:space="preserve">файл </w:t>
             </w:r>
@@ -3954,8 +3585,8 @@
               <w:rPr>
                 <w:rFonts w:ascii="Times New Roman" w:hAnsi="Times New Roman"/>
                 <w:bCs/>
-                <w:sz w:val="28"/>
-                <w:szCs w:val="28"/>
+                <w:sz w:val="24"/>
+                <w:szCs w:val="24"/>
               </w:rPr>
               <w:t>dashboard_interface.html</w:t>
             </w:r>
@@ -3963,8 +3594,8 @@
               <w:rPr>
                 <w:rFonts w:ascii="Times New Roman" w:hAnsi="Times New Roman"/>
                 <w:bCs/>
-                <w:sz w:val="28"/>
-                <w:szCs w:val="28"/>
+                <w:sz w:val="24"/>
+                <w:szCs w:val="24"/>
               </w:rPr>
               <w:t>,</w:t>
             </w:r>
@@ -3972,8 +3603,8 @@
               <w:rPr>
                 <w:rFonts w:ascii="Times New Roman" w:hAnsi="Times New Roman"/>
                 <w:bCs/>
-                <w:sz w:val="28"/>
-                <w:szCs w:val="28"/>
+                <w:sz w:val="24"/>
+                <w:szCs w:val="24"/>
               </w:rPr>
               <w:t xml:space="preserve"> отметить соответствующие </w:t>
             </w:r>
@@ -3982,8 +3613,8 @@
               <w:rPr>
                 <w:rFonts w:ascii="Times New Roman" w:hAnsi="Times New Roman"/>
                 <w:bCs/>
-                <w:sz w:val="28"/>
-                <w:szCs w:val="28"/>
+                <w:sz w:val="24"/>
+                <w:szCs w:val="24"/>
               </w:rPr>
               <w:t>чекбоксы</w:t>
             </w:r>
@@ -3992,8 +3623,8 @@
               <w:rPr>
                 <w:rFonts w:ascii="Times New Roman" w:hAnsi="Times New Roman"/>
                 <w:bCs/>
-                <w:sz w:val="28"/>
-                <w:szCs w:val="28"/>
+                <w:sz w:val="24"/>
+                <w:szCs w:val="24"/>
               </w:rPr>
               <w:t xml:space="preserve"> — вывод должен совпасть с CLIPS. Если расхождений нет, тест считается пройденным.</w:t>
             </w:r>
@@ -4001,8 +3632,8 @@
               <w:rPr>
                 <w:rFonts w:ascii="Times New Roman" w:hAnsi="Times New Roman"/>
                 <w:bCs/>
-                <w:sz w:val="28"/>
-                <w:szCs w:val="28"/>
+                <w:sz w:val="24"/>
+                <w:szCs w:val="24"/>
               </w:rPr>
               <w:t xml:space="preserve"> </w:t>
             </w:r>
